--- a/report.docx
+++ b/report.docx
@@ -277,7 +277,7 @@
               </mc:Choice>
               <mc:Fallback>
                 <w:pict>
-                  <v:group w14:anchorId="13D213FE" id="Group 157" o:spid="_x0000_s1026" style="position:absolute;margin-left:0;margin-top:0;width:8in;height:95.7pt;z-index:251662336;mso-width-percent:941;mso-height-percent:121;mso-top-percent:23;mso-position-horizontal:center;mso-position-horizontal-relative:page;mso-position-vertical-relative:page;mso-width-percent:941;mso-height-percent:121;mso-top-percent:23" coordorigin="" coordsize="73152,12161" o:gfxdata="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">
+                  <v:group w14:anchorId="06F211C8" id="Group 157" o:spid="_x0000_s1026" style="position:absolute;margin-left:0;margin-top:0;width:8in;height:95.7pt;z-index:251662336;mso-width-percent:941;mso-height-percent:121;mso-top-percent:23;mso-position-horizontal:center;mso-position-horizontal-relative:page;mso-position-vertical-relative:page;mso-width-percent:941;mso-height-percent:121;mso-top-percent:23" coordorigin="" coordsize="73152,12161" o:gfxdata="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">
                     <v:shape id="Rectangle 51" o:spid="_x0000_s1027" style="position:absolute;width:73152;height:11303;visibility:visible;mso-wrap-style:square;v-text-anchor:middle" coordsize="7312660,1129665" o:gfxdata="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" path="m,l7312660,r,1129665l3619500,733425,,1091565,,xe" fillcolor="#4472c4 [3204]" stroked="f" strokeweight="1pt">
                       <v:stroke joinstyle="miter"/>
                       <v:path arrowok="t" o:connecttype="custom" o:connectlocs="0,0;7315200,0;7315200,1130373;3620757,733885;0,1092249;0,0" o:connectangles="0,0,0,0,0,0"/>
@@ -1222,13 +1222,258 @@
           <w:lang w:val="en-US"/>
         </w:rPr>
       </w:pPr>
-      <w:bookmarkStart w:id="0" w:name="_Toc226054158"/>
       <w:r>
         <w:rPr>
           <w:lang w:val="en-US"/>
         </w:rPr>
         <w:lastRenderedPageBreak/>
-        <w:t>Application Structure</w:t>
+        <w:t>Overview</w:t>
+      </w:r>
+    </w:p>
+    <w:p>
+      <w:pPr>
+        <w:rPr>
+          <w:lang w:val="en-US"/>
+        </w:rPr>
+      </w:pPr>
+    </w:p>
+    <w:p>
+      <w:pPr>
+        <w:pStyle w:val="Heading2"/>
+        <w:rPr>
+          <w:lang w:val="en-US"/>
+        </w:rPr>
+      </w:pPr>
+      <w:r>
+        <w:rPr>
+          <w:lang w:val="en-US"/>
+        </w:rPr>
+        <w:t>Code Listing</w:t>
+      </w:r>
+    </w:p>
+    <w:p>
+      <w:pPr>
+        <w:pStyle w:val="ListParagraph"/>
+        <w:numPr>
+          <w:ilvl w:val="0"/>
+          <w:numId w:val="2"/>
+        </w:numPr>
+        <w:rPr>
+          <w:lang w:val="en-US"/>
+        </w:rPr>
+      </w:pPr>
+      <w:r>
+        <w:rPr>
+          <w:lang w:val="en-US"/>
+        </w:rPr>
+        <w:t>CommonUtil: Contains a few static helper methods used both by the Coordinator and by Nodes</w:t>
+      </w:r>
+    </w:p>
+    <w:p>
+      <w:pPr>
+        <w:pStyle w:val="ListParagraph"/>
+        <w:numPr>
+          <w:ilvl w:val="0"/>
+          <w:numId w:val="2"/>
+        </w:numPr>
+        <w:rPr>
+          <w:lang w:val="en-US"/>
+        </w:rPr>
+      </w:pPr>
+      <w:r>
+        <w:rPr>
+          <w:lang w:val="en-US"/>
+        </w:rPr>
+        <w:t xml:space="preserve">Coordinator: Contains the entrypoint for </w:t>
+      </w:r>
+      <w:r>
+        <w:rPr>
+          <w:lang w:val="en-US"/>
+        </w:rPr>
+        <w:t>the Coordinator system</w:t>
+      </w:r>
+    </w:p>
+    <w:p>
+      <w:pPr>
+        <w:pStyle w:val="ListParagraph"/>
+        <w:numPr>
+          <w:ilvl w:val="0"/>
+          <w:numId w:val="2"/>
+        </w:numPr>
+        <w:rPr>
+          <w:lang w:val="en-US"/>
+        </w:rPr>
+      </w:pPr>
+      <w:r>
+        <w:rPr>
+          <w:lang w:val="en-US"/>
+        </w:rPr>
+        <w:t xml:space="preserve">CoordinatorBuffer: </w:t>
+      </w:r>
+      <w:r>
+        <w:rPr>
+          <w:lang w:val="en-US"/>
+        </w:rPr>
+        <w:t>Stores instances of CoordinatorRequest and provides access to stored requests in order of priority</w:t>
+      </w:r>
+    </w:p>
+    <w:p>
+      <w:pPr>
+        <w:pStyle w:val="ListParagraph"/>
+        <w:numPr>
+          <w:ilvl w:val="0"/>
+          <w:numId w:val="2"/>
+        </w:numPr>
+        <w:rPr>
+          <w:lang w:val="en-US"/>
+        </w:rPr>
+      </w:pPr>
+      <w:r>
+        <w:rPr>
+          <w:lang w:val="en-US"/>
+        </w:rPr>
+        <w:t xml:space="preserve">CoordinatorConnection: </w:t>
+      </w:r>
+      <w:r>
+        <w:rPr>
+          <w:lang w:val="en-US"/>
+        </w:rPr>
+        <w:t xml:space="preserve">Handles incoming requests from Nodes asking for critical section access </w:t>
+      </w:r>
+    </w:p>
+    <w:p>
+      <w:pPr>
+        <w:pStyle w:val="ListParagraph"/>
+        <w:numPr>
+          <w:ilvl w:val="0"/>
+          <w:numId w:val="2"/>
+        </w:numPr>
+        <w:rPr>
+          <w:lang w:val="en-US"/>
+        </w:rPr>
+      </w:pPr>
+      <w:r>
+        <w:rPr>
+          <w:lang w:val="en-US"/>
+        </w:rPr>
+        <w:t xml:space="preserve">CoordinatorMutex: </w:t>
+      </w:r>
+      <w:r>
+        <w:rPr>
+          <w:lang w:val="en-US"/>
+        </w:rPr>
+        <w:t>Handles stored requests, granting the token to each Node in the queue, one at a time</w:t>
+      </w:r>
+    </w:p>
+    <w:p>
+      <w:pPr>
+        <w:pStyle w:val="ListParagraph"/>
+        <w:numPr>
+          <w:ilvl w:val="0"/>
+          <w:numId w:val="2"/>
+        </w:numPr>
+        <w:rPr>
+          <w:lang w:val="en-US"/>
+        </w:rPr>
+      </w:pPr>
+      <w:r>
+        <w:rPr>
+          <w:lang w:val="en-US"/>
+        </w:rPr>
+        <w:t xml:space="preserve">CoordinatorReceiver: </w:t>
+      </w:r>
+      <w:r>
+        <w:rPr>
+          <w:lang w:val="en-US"/>
+        </w:rPr>
+        <w:t>Listens for incoming requests from Nodes and handles them accordingly, usually passing the Socket to a CoordinatorConnection thread</w:t>
+      </w:r>
+    </w:p>
+    <w:p>
+      <w:pPr>
+        <w:pStyle w:val="ListParagraph"/>
+        <w:numPr>
+          <w:ilvl w:val="0"/>
+          <w:numId w:val="2"/>
+        </w:numPr>
+        <w:rPr>
+          <w:lang w:val="en-US"/>
+        </w:rPr>
+      </w:pPr>
+      <w:r>
+        <w:rPr>
+          <w:lang w:val="en-US"/>
+        </w:rPr>
+        <w:t xml:space="preserve">CoordinatorRequest: </w:t>
+      </w:r>
+      <w:r>
+        <w:rPr>
+          <w:lang w:val="en-US"/>
+        </w:rPr>
+        <w:t>Record class used to store the host address, port, and priority of incoming requests from Nodes</w:t>
+      </w:r>
+    </w:p>
+    <w:p>
+      <w:pPr>
+        <w:pStyle w:val="ListParagraph"/>
+        <w:numPr>
+          <w:ilvl w:val="0"/>
+          <w:numId w:val="2"/>
+        </w:numPr>
+        <w:rPr>
+          <w:lang w:val="en-US"/>
+        </w:rPr>
+      </w:pPr>
+      <w:r>
+        <w:rPr>
+          <w:lang w:val="en-US"/>
+        </w:rPr>
+        <w:t xml:space="preserve">Node: </w:t>
+      </w:r>
+      <w:r>
+        <w:rPr>
+          <w:lang w:val="en-US"/>
+        </w:rPr>
+        <w:t>Requests critical section access from CoordinatorReceiver, and returns the token back to CoordinatorMutex after a small delay</w:t>
+      </w:r>
+    </w:p>
+    <w:p>
+      <w:pPr>
+        <w:pStyle w:val="ListParagraph"/>
+        <w:numPr>
+          <w:ilvl w:val="0"/>
+          <w:numId w:val="2"/>
+        </w:numPr>
+        <w:rPr>
+          <w:lang w:val="en-US"/>
+        </w:rPr>
+      </w:pPr>
+      <w:r>
+        <w:rPr>
+          <w:lang w:val="en-US"/>
+        </w:rPr>
+        <w:t>ShutdownInstigator:</w:t>
+      </w:r>
+      <w:r>
+        <w:rPr>
+          <w:lang w:val="en-US"/>
+        </w:rPr>
+        <w:t xml:space="preserve"> Sends a request to CoordinatorReceiver asking it to shut the whole system down.</w:t>
+      </w:r>
+    </w:p>
+    <w:p>
+      <w:pPr>
+        <w:pStyle w:val="Heading2"/>
+        <w:rPr>
+          <w:lang w:val="en-US"/>
+        </w:rPr>
+      </w:pPr>
+      <w:bookmarkStart w:id="0" w:name="_Toc226054160"/>
+      <w:r>
+        <w:rPr>
+          <w:lang w:val="en-US"/>
+        </w:rPr>
+        <w:t>Key Features</w:t>
       </w:r>
       <w:bookmarkEnd w:id="0"/>
     </w:p>
@@ -1246,12 +1491,12 @@
           <w:lang w:val="en-US"/>
         </w:rPr>
       </w:pPr>
-      <w:bookmarkStart w:id="1" w:name="_Toc226054159"/>
+      <w:bookmarkStart w:id="1" w:name="_Toc226054161"/>
       <w:r>
         <w:rPr>
           <w:lang w:val="en-US"/>
         </w:rPr>
-        <w:t>System Overview</w:t>
+        <w:t>Reflection</w:t>
       </w:r>
       <w:bookmarkEnd w:id="1"/>
     </w:p>
@@ -1269,12 +1514,12 @@
           <w:lang w:val="en-US"/>
         </w:rPr>
       </w:pPr>
-      <w:bookmarkStart w:id="2" w:name="_Toc226054160"/>
+      <w:bookmarkStart w:id="2" w:name="_Toc226054162"/>
       <w:r>
         <w:rPr>
           <w:lang w:val="en-US"/>
         </w:rPr>
-        <w:t>Key Features</w:t>
+        <w:t>Boundaries</w:t>
       </w:r>
       <w:bookmarkEnd w:id="2"/>
     </w:p>
@@ -1292,60 +1537,14 @@
           <w:lang w:val="en-US"/>
         </w:rPr>
       </w:pPr>
-      <w:bookmarkStart w:id="3" w:name="_Toc226054161"/>
+      <w:bookmarkStart w:id="3" w:name="_Toc226054163"/>
       <w:r>
         <w:rPr>
           <w:lang w:val="en-US"/>
         </w:rPr>
-        <w:t>Reflection</w:t>
+        <w:t>Test Cases</w:t>
       </w:r>
       <w:bookmarkEnd w:id="3"/>
-    </w:p>
-    <w:p>
-      <w:pPr>
-        <w:rPr>
-          <w:lang w:val="en-US"/>
-        </w:rPr>
-      </w:pPr>
-    </w:p>
-    <w:p>
-      <w:pPr>
-        <w:pStyle w:val="Heading2"/>
-        <w:rPr>
-          <w:lang w:val="en-US"/>
-        </w:rPr>
-      </w:pPr>
-      <w:bookmarkStart w:id="4" w:name="_Toc226054162"/>
-      <w:r>
-        <w:rPr>
-          <w:lang w:val="en-US"/>
-        </w:rPr>
-        <w:t>Boundaries</w:t>
-      </w:r>
-      <w:bookmarkEnd w:id="4"/>
-    </w:p>
-    <w:p>
-      <w:pPr>
-        <w:rPr>
-          <w:lang w:val="en-US"/>
-        </w:rPr>
-      </w:pPr>
-    </w:p>
-    <w:p>
-      <w:pPr>
-        <w:pStyle w:val="Heading2"/>
-        <w:rPr>
-          <w:lang w:val="en-US"/>
-        </w:rPr>
-      </w:pPr>
-      <w:bookmarkStart w:id="5" w:name="_Toc226054163"/>
-      <w:r>
-        <w:rPr>
-          <w:lang w:val="en-US"/>
-        </w:rPr>
-        <w:t>Test Cases</w:t>
-      </w:r>
-      <w:bookmarkEnd w:id="5"/>
     </w:p>
     <w:p>
       <w:pPr>
@@ -1491,9 +1690,9 @@
 <file path=word/numbering.xml><?xml version="1.0" encoding="utf-8"?>
 <w:numbering xmlns:wpc="http://schemas.microsoft.com/office/word/2010/wordprocessingCanvas" xmlns:cx="http://schemas.microsoft.com/office/drawing/2014/chartex" xmlns:cx1="http://schemas.microsoft.com/office/drawing/2015/9/8/chartex" xmlns:cx2="http://schemas.microsoft.com/office/drawing/2015/10/21/chartex" xmlns:cx3="http://schemas.microsoft.com/office/drawing/2016/5/9/chartex" xmlns:cx4="http://schemas.microsoft.com/office/drawing/2016/5/10/chartex" xmlns:cx5="http://schemas.microsoft.com/office/drawing/2016/5/11/chartex" xmlns:cx6="http://schemas.microsoft.com/office/drawing/2016/5/12/chartex" xmlns:cx7="http://schemas.microsoft.com/office/drawing/2016/5/13/chartex" xmlns:cx8="http://schemas.microsoft.com/office/drawing/2016/5/14/chartex" xmlns:mc="http://schemas.openxmlformats.org/markup-compatibility/2006" xmlns:aink="http://schemas.microsoft.com/office/drawing/2016/ink" xmlns:am3d="http://schemas.microsoft.com/office/drawing/2017/model3d" xmlns:o="urn:schemas-microsoft-com:office:office" xmlns:oel="http://schemas.microsoft.com/office/2019/extlst" xmlns:r="http://schemas.openxmlformats.org/officeDocument/2006/relationships" xmlns:m="http://schemas.openxmlformats.org/officeDocument/2006/math" xmlns:v="urn:schemas-microsoft-com:vml" xmlns:wp14="http://schemas.microsoft.com/office/word/2010/wordprocessingDrawing" xmlns:wp="http://schemas.openxmlformats.org/drawingml/2006/wordprocessingDrawing" xmlns:w10="urn:schemas-microsoft-com:office:word" xmlns:w="http://schemas.openxmlformats.org/wordprocessingml/2006/main" xmlns:w14="http://schemas.microsoft.com/office/word/2010/wordml" xmlns:w15="http://schemas.microsoft.com/office/word/2012/wordml" xmlns:w16cex="http://schemas.microsoft.com/office/word/2018/wordml/cex" xmlns:w16cid="http://schemas.microsoft.com/office/word/2016/wordml/cid" xmlns:w16="http://schemas.microsoft.com/office/word/2018/wordml" xmlns:w16du="http://schemas.microsoft.com/office/word/2023/wordml/word16du" xmlns:w16sdtdh="http://schemas.microsoft.com/office/word/2020/wordml/sdtdatahash" xmlns:w16sdtfl="http://schemas.microsoft.com/office/word/2024/wordml/sdtformatlock" xmlns:w16se="http://schemas.microsoft.com/office/word/2015/wordml/symex" xmlns:wpg="http://schemas.microsoft.com/office/word/2010/wordprocessingGroup" xmlns:wpi="http://schemas.microsoft.com/office/word/2010/wordprocessingInk" xmlns:wne="http://schemas.microsoft.com/office/word/2006/wordml" xmlns:wps="http://schemas.microsoft.com/office/word/2010/wordprocessingShape" mc:Ignorable="w14 w15 w16se w16cid w16 w16cex w16sdtdh w16sdtfl w16du wp14">
   <w:abstractNum w:abstractNumId="0" w15:restartNumberingAfterBreak="0">
-    <w:nsid w:val="73567C68"/>
+    <w:nsid w:val="57AE7A42"/>
     <w:multiLevelType w:val="hybridMultilevel"/>
-    <w:tmpl w:val="F1E0B1BC"/>
+    <w:tmpl w:val="EB84A418"/>
     <w:lvl w:ilvl="0" w:tplc="08090001">
       <w:start w:val="1"/>
       <w:numFmt w:val="bullet"/>
@@ -1603,7 +1802,123 @@
       </w:rPr>
     </w:lvl>
   </w:abstractNum>
+  <w:abstractNum w:abstractNumId="1" w15:restartNumberingAfterBreak="0">
+    <w:nsid w:val="73567C68"/>
+    <w:multiLevelType w:val="hybridMultilevel"/>
+    <w:tmpl w:val="F1E0B1BC"/>
+    <w:lvl w:ilvl="0" w:tplc="08090001">
+      <w:start w:val="1"/>
+      <w:numFmt w:val="bullet"/>
+      <w:lvlText w:val=""/>
+      <w:lvlJc w:val="left"/>
+      <w:pPr>
+        <w:ind w:left="720" w:hanging="360"/>
+      </w:pPr>
+      <w:rPr>
+        <w:rFonts w:ascii="Symbol" w:hAnsi="Symbol" w:hint="default"/>
+      </w:rPr>
+    </w:lvl>
+    <w:lvl w:ilvl="1" w:tplc="08090003" w:tentative="1">
+      <w:start w:val="1"/>
+      <w:numFmt w:val="bullet"/>
+      <w:lvlText w:val="o"/>
+      <w:lvlJc w:val="left"/>
+      <w:pPr>
+        <w:ind w:left="1440" w:hanging="360"/>
+      </w:pPr>
+      <w:rPr>
+        <w:rFonts w:ascii="Courier New" w:hAnsi="Courier New" w:cs="Courier New" w:hint="default"/>
+      </w:rPr>
+    </w:lvl>
+    <w:lvl w:ilvl="2" w:tplc="08090005" w:tentative="1">
+      <w:start w:val="1"/>
+      <w:numFmt w:val="bullet"/>
+      <w:lvlText w:val=""/>
+      <w:lvlJc w:val="left"/>
+      <w:pPr>
+        <w:ind w:left="2160" w:hanging="360"/>
+      </w:pPr>
+      <w:rPr>
+        <w:rFonts w:ascii="Wingdings" w:hAnsi="Wingdings" w:hint="default"/>
+      </w:rPr>
+    </w:lvl>
+    <w:lvl w:ilvl="3" w:tplc="08090001" w:tentative="1">
+      <w:start w:val="1"/>
+      <w:numFmt w:val="bullet"/>
+      <w:lvlText w:val=""/>
+      <w:lvlJc w:val="left"/>
+      <w:pPr>
+        <w:ind w:left="2880" w:hanging="360"/>
+      </w:pPr>
+      <w:rPr>
+        <w:rFonts w:ascii="Symbol" w:hAnsi="Symbol" w:hint="default"/>
+      </w:rPr>
+    </w:lvl>
+    <w:lvl w:ilvl="4" w:tplc="08090003" w:tentative="1">
+      <w:start w:val="1"/>
+      <w:numFmt w:val="bullet"/>
+      <w:lvlText w:val="o"/>
+      <w:lvlJc w:val="left"/>
+      <w:pPr>
+        <w:ind w:left="3600" w:hanging="360"/>
+      </w:pPr>
+      <w:rPr>
+        <w:rFonts w:ascii="Courier New" w:hAnsi="Courier New" w:cs="Courier New" w:hint="default"/>
+      </w:rPr>
+    </w:lvl>
+    <w:lvl w:ilvl="5" w:tplc="08090005" w:tentative="1">
+      <w:start w:val="1"/>
+      <w:numFmt w:val="bullet"/>
+      <w:lvlText w:val=""/>
+      <w:lvlJc w:val="left"/>
+      <w:pPr>
+        <w:ind w:left="4320" w:hanging="360"/>
+      </w:pPr>
+      <w:rPr>
+        <w:rFonts w:ascii="Wingdings" w:hAnsi="Wingdings" w:hint="default"/>
+      </w:rPr>
+    </w:lvl>
+    <w:lvl w:ilvl="6" w:tplc="08090001" w:tentative="1">
+      <w:start w:val="1"/>
+      <w:numFmt w:val="bullet"/>
+      <w:lvlText w:val=""/>
+      <w:lvlJc w:val="left"/>
+      <w:pPr>
+        <w:ind w:left="5040" w:hanging="360"/>
+      </w:pPr>
+      <w:rPr>
+        <w:rFonts w:ascii="Symbol" w:hAnsi="Symbol" w:hint="default"/>
+      </w:rPr>
+    </w:lvl>
+    <w:lvl w:ilvl="7" w:tplc="08090003" w:tentative="1">
+      <w:start w:val="1"/>
+      <w:numFmt w:val="bullet"/>
+      <w:lvlText w:val="o"/>
+      <w:lvlJc w:val="left"/>
+      <w:pPr>
+        <w:ind w:left="5760" w:hanging="360"/>
+      </w:pPr>
+      <w:rPr>
+        <w:rFonts w:ascii="Courier New" w:hAnsi="Courier New" w:cs="Courier New" w:hint="default"/>
+      </w:rPr>
+    </w:lvl>
+    <w:lvl w:ilvl="8" w:tplc="08090005" w:tentative="1">
+      <w:start w:val="1"/>
+      <w:numFmt w:val="bullet"/>
+      <w:lvlText w:val=""/>
+      <w:lvlJc w:val="left"/>
+      <w:pPr>
+        <w:ind w:left="6480" w:hanging="360"/>
+      </w:pPr>
+      <w:rPr>
+        <w:rFonts w:ascii="Wingdings" w:hAnsi="Wingdings" w:hint="default"/>
+      </w:rPr>
+    </w:lvl>
+  </w:abstractNum>
   <w:num w:numId="1" w16cid:durableId="2012176786">
+    <w:abstractNumId w:val="1"/>
+  </w:num>
+  <w:num w:numId="2" w16cid:durableId="663968098">
     <w:abstractNumId w:val="0"/>
   </w:num>
 </w:numbering>

--- a/report.docx
+++ b/report.docx
@@ -277,7 +277,7 @@
               </mc:Choice>
               <mc:Fallback>
                 <w:pict>
-                  <v:group w14:anchorId="06F211C8" id="Group 157" o:spid="_x0000_s1026" style="position:absolute;margin-left:0;margin-top:0;width:8in;height:95.7pt;z-index:251662336;mso-width-percent:941;mso-height-percent:121;mso-top-percent:23;mso-position-horizontal:center;mso-position-horizontal-relative:page;mso-position-vertical-relative:page;mso-width-percent:941;mso-height-percent:121;mso-top-percent:23" coordorigin="" coordsize="73152,12161" o:gfxdata="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">
+                  <v:group w14:anchorId="2375D85C" id="Group 157" o:spid="_x0000_s1026" style="position:absolute;margin-left:0;margin-top:0;width:8in;height:95.7pt;z-index:251662336;mso-width-percent:941;mso-height-percent:121;mso-top-percent:23;mso-position-horizontal:center;mso-position-horizontal-relative:page;mso-position-vertical-relative:page;mso-width-percent:941;mso-height-percent:121;mso-top-percent:23" coordorigin="" coordsize="73152,12161" o:gfxdata="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">
                     <v:shape id="Rectangle 51" o:spid="_x0000_s1027" style="position:absolute;width:73152;height:11303;visibility:visible;mso-wrap-style:square;v-text-anchor:middle" coordsize="7312660,1129665" o:gfxdata="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" path="m,l7312660,r,1129665l3619500,733425,,1091565,,xe" fillcolor="#4472c4 [3204]" stroked="f" strokeweight="1pt">
                       <v:stroke joinstyle="miter"/>
                       <v:path arrowok="t" o:connecttype="custom" o:connectlocs="0,0;7315200,0;7315200,1130373;3620757,733885;0,1092249;0,0" o:connectangles="0,0,0,0,0,0"/>
@@ -1236,6 +1236,212 @@
           <w:lang w:val="en-US"/>
         </w:rPr>
       </w:pPr>
+      <w:proofErr w:type="gramStart"/>
+      <w:r>
+        <w:rPr>
+          <w:lang w:val="en-US"/>
+        </w:rPr>
+        <w:t>When</w:t>
+      </w:r>
+      <w:proofErr w:type="gramEnd"/>
+      <w:r>
+        <w:rPr>
+          <w:lang w:val="en-US"/>
+        </w:rPr>
+        <w:t xml:space="preserve"> </w:t>
+      </w:r>
+      <w:proofErr w:type="gramStart"/>
+      <w:r>
+        <w:rPr>
+          <w:lang w:val="en-US"/>
+        </w:rPr>
+        <w:t>started</w:t>
+      </w:r>
+      <w:proofErr w:type="gramEnd"/>
+      <w:r>
+        <w:rPr>
+          <w:lang w:val="en-US"/>
+        </w:rPr>
+        <w:t xml:space="preserve">, the </w:t>
+      </w:r>
+      <w:proofErr w:type="gramStart"/>
+      <w:r>
+        <w:rPr>
+          <w:lang w:val="en-US"/>
+        </w:rPr>
+        <w:t>Coordinator</w:t>
+      </w:r>
+      <w:proofErr w:type="gramEnd"/>
+      <w:r>
+        <w:rPr>
+          <w:lang w:val="en-US"/>
+        </w:rPr>
+        <w:t xml:space="preserve"> will spin up two threads: CoordinatorMutex and CoordinatorReceiver, and both will be </w:t>
+      </w:r>
+      <w:proofErr w:type="gramStart"/>
+      <w:r>
+        <w:rPr>
+          <w:lang w:val="en-US"/>
+        </w:rPr>
+        <w:t>provided</w:t>
+      </w:r>
+      <w:proofErr w:type="gramEnd"/>
+      <w:r>
+        <w:rPr>
+          <w:lang w:val="en-US"/>
+        </w:rPr>
+        <w:t xml:space="preserve"> a reference to the same CoordinatorBuffer. </w:t>
+      </w:r>
+    </w:p>
+    <w:p>
+      <w:pPr>
+        <w:rPr>
+          <w:lang w:val="en-US"/>
+        </w:rPr>
+      </w:pPr>
+      <w:r>
+        <w:rPr>
+          <w:lang w:val="en-US"/>
+        </w:rPr>
+        <w:t xml:space="preserve">The CoordinatorReceiver will listen </w:t>
+      </w:r>
+      <w:proofErr w:type="gramStart"/>
+      <w:r>
+        <w:rPr>
+          <w:lang w:val="en-US"/>
+        </w:rPr>
+        <w:t>for</w:t>
+      </w:r>
+      <w:proofErr w:type="gramEnd"/>
+      <w:r>
+        <w:rPr>
+          <w:lang w:val="en-US"/>
+        </w:rPr>
+        <w:t xml:space="preserve"> incoming connections from Nodes and create a CoordinatorConnection thread for each connection it receives. That thread will handle the connection and act according to the first line of text sent - either storing the Node’s details in a CoordinatorRequest object and passing that to the CoordinatorBuffer (“REQUEST”), gracefully shutting the system down (“SHUTDOWN”), or doing nothing (“HEARTBEAT”). </w:t>
+      </w:r>
+    </w:p>
+    <w:p>
+      <w:pPr>
+        <w:rPr>
+          <w:lang w:val="en-US"/>
+        </w:rPr>
+      </w:pPr>
+      <w:r>
+        <w:rPr>
+          <w:lang w:val="en-US"/>
+        </w:rPr>
+        <w:t xml:space="preserve">The CoordinatorMutex thread continuously tries to retrieve a CoordinatorRequest from the shared CoordinatorBuffer, blocking until one is available. CoordinatorRequest objects are released from the buffer in order of priority, then on a first-in-first-out (FIFO) basis. The buffer will preferentially release high priority </w:t>
+      </w:r>
+      <w:proofErr w:type="gramStart"/>
+      <w:r>
+        <w:rPr>
+          <w:lang w:val="en-US"/>
+        </w:rPr>
+        <w:t>requests, but</w:t>
+      </w:r>
+      <w:proofErr w:type="gramEnd"/>
+      <w:r>
+        <w:rPr>
+          <w:lang w:val="en-US"/>
+        </w:rPr>
+        <w:t xml:space="preserve"> will also release a smaller amount of lower priority requests to prevent starvation. When the CoordinatorMutex thread has obtained a CoordinatorRequest, it will connect to the specified host and port and grant the Node a </w:t>
+      </w:r>
+      <w:proofErr w:type="gramStart"/>
+      <w:r>
+        <w:rPr>
+          <w:lang w:val="en-US"/>
+        </w:rPr>
+        <w:t>token, and</w:t>
+      </w:r>
+      <w:proofErr w:type="gramEnd"/>
+      <w:r>
+        <w:rPr>
+          <w:lang w:val="en-US"/>
+        </w:rPr>
+        <w:t xml:space="preserve"> start listening for the token to be returned. That node will then begin executing in its critical </w:t>
+      </w:r>
+      <w:proofErr w:type="gramStart"/>
+      <w:r>
+        <w:rPr>
+          <w:lang w:val="en-US"/>
+        </w:rPr>
+        <w:t>section, and</w:t>
+      </w:r>
+      <w:proofErr w:type="gramEnd"/>
+      <w:r>
+        <w:rPr>
+          <w:lang w:val="en-US"/>
+        </w:rPr>
+        <w:t xml:space="preserve"> will return the token to the mutex thread when done.</w:t>
+      </w:r>
+    </w:p>
+    <w:p>
+      <w:pPr>
+        <w:rPr>
+          <w:lang w:val="en-US"/>
+        </w:rPr>
+      </w:pPr>
+      <w:r>
+        <w:rPr>
+          <w:lang w:val="en-US"/>
+        </w:rPr>
+        <w:t xml:space="preserve">Nodes will cycle between requesting the token, waiting for the token to be granted, executing the critical section, and returning the token. This will continue until the Node’s process is killed or the </w:t>
+      </w:r>
+      <w:proofErr w:type="gramStart"/>
+      <w:r>
+        <w:rPr>
+          <w:lang w:val="en-US"/>
+        </w:rPr>
+        <w:t>Coordinator</w:t>
+      </w:r>
+      <w:proofErr w:type="gramEnd"/>
+      <w:r>
+        <w:rPr>
+          <w:lang w:val="en-US"/>
+        </w:rPr>
+        <w:t xml:space="preserve"> tells the Node to shut down.</w:t>
+      </w:r>
+    </w:p>
+    <w:p>
+      <w:pPr>
+        <w:rPr>
+          <w:lang w:val="en-US"/>
+        </w:rPr>
+      </w:pPr>
+      <w:r>
+        <w:rPr>
+          <w:lang w:val="en-US"/>
+        </w:rPr>
+        <w:t xml:space="preserve">When started, the ShutdownInstigator will tell the </w:t>
+      </w:r>
+      <w:proofErr w:type="gramStart"/>
+      <w:r>
+        <w:rPr>
+          <w:lang w:val="en-US"/>
+        </w:rPr>
+        <w:t>Coordinator</w:t>
+      </w:r>
+      <w:proofErr w:type="gramEnd"/>
+      <w:r>
+        <w:rPr>
+          <w:lang w:val="en-US"/>
+        </w:rPr>
+        <w:t xml:space="preserve"> to shut down. The CoordinatorReceiver thread will stop listening for new connections and shut down. The CoordinatorMutex thread will tell all Nodes with requests still in the CoordinatorBuffer to shut </w:t>
+      </w:r>
+      <w:proofErr w:type="gramStart"/>
+      <w:r>
+        <w:rPr>
+          <w:lang w:val="en-US"/>
+        </w:rPr>
+        <w:t>down, and</w:t>
+      </w:r>
+      <w:proofErr w:type="gramEnd"/>
+      <w:r>
+        <w:rPr>
+          <w:lang w:val="en-US"/>
+        </w:rPr>
+        <w:t xml:space="preserve"> will then shut itself down. </w:t>
+      </w:r>
     </w:p>
     <w:p>
       <w:pPr>
@@ -1266,7 +1472,21 @@
         <w:rPr>
           <w:lang w:val="en-US"/>
         </w:rPr>
-        <w:t>CommonUtil: Contains a few static helper methods used both by the Coordinator and by Nodes</w:t>
+        <w:t xml:space="preserve">CommonUtil: Contains a few static helper methods used both by the </w:t>
+      </w:r>
+      <w:proofErr w:type="gramStart"/>
+      <w:r>
+        <w:rPr>
+          <w:lang w:val="en-US"/>
+        </w:rPr>
+        <w:t>Coordinator</w:t>
+      </w:r>
+      <w:proofErr w:type="gramEnd"/>
+      <w:r>
+        <w:rPr>
+          <w:lang w:val="en-US"/>
+        </w:rPr>
+        <w:t xml:space="preserve"> and by Nodes</w:t>
       </w:r>
     </w:p>
     <w:p>
@@ -1284,13 +1504,41 @@
         <w:rPr>
           <w:lang w:val="en-US"/>
         </w:rPr>
-        <w:t xml:space="preserve">Coordinator: Contains the entrypoint for </w:t>
-      </w:r>
-      <w:r>
-        <w:rPr>
-          <w:lang w:val="en-US"/>
-        </w:rPr>
-        <w:t>the Coordinator system</w:t>
+        <w:t xml:space="preserve">Coordinator: Contains the </w:t>
+      </w:r>
+      <w:proofErr w:type="gramStart"/>
+      <w:r>
+        <w:rPr>
+          <w:lang w:val="en-US"/>
+        </w:rPr>
+        <w:t>entrypoint</w:t>
+      </w:r>
+      <w:proofErr w:type="gramEnd"/>
+      <w:r>
+        <w:rPr>
+          <w:lang w:val="en-US"/>
+        </w:rPr>
+        <w:t xml:space="preserve"> for </w:t>
+      </w:r>
+      <w:r>
+        <w:rPr>
+          <w:lang w:val="en-US"/>
+        </w:rPr>
+        <w:t xml:space="preserve">the </w:t>
+      </w:r>
+      <w:proofErr w:type="gramStart"/>
+      <w:r>
+        <w:rPr>
+          <w:lang w:val="en-US"/>
+        </w:rPr>
+        <w:t>Coordinator</w:t>
+      </w:r>
+      <w:proofErr w:type="gramEnd"/>
+      <w:r>
+        <w:rPr>
+          <w:lang w:val="en-US"/>
+        </w:rPr>
+        <w:t xml:space="preserve"> system</w:t>
       </w:r>
     </w:p>
     <w:p>
@@ -1386,7 +1634,21 @@
         <w:rPr>
           <w:lang w:val="en-US"/>
         </w:rPr>
-        <w:t>Listens for incoming requests from Nodes and handles them accordingly, usually passing the Socket to a CoordinatorConnection thread</w:t>
+        <w:t xml:space="preserve">Listens for incoming requests from Nodes and handles </w:t>
+      </w:r>
+      <w:proofErr w:type="gramStart"/>
+      <w:r>
+        <w:rPr>
+          <w:lang w:val="en-US"/>
+        </w:rPr>
+        <w:t>them</w:t>
+      </w:r>
+      <w:proofErr w:type="gramEnd"/>
+      <w:r>
+        <w:rPr>
+          <w:lang w:val="en-US"/>
+        </w:rPr>
+        <w:t xml:space="preserve"> accordingly, usually passing the Socket to a CoordinatorConnection thread</w:t>
       </w:r>
     </w:p>
     <w:p>
@@ -1473,6 +1735,7 @@
         <w:rPr>
           <w:lang w:val="en-US"/>
         </w:rPr>
+        <w:lastRenderedPageBreak/>
         <w:t>Key Features</w:t>
       </w:r>
       <w:bookmarkEnd w:id="0"/>

--- a/report.docx
+++ b/report.docx
@@ -277,7 +277,7 @@
               </mc:Choice>
               <mc:Fallback>
                 <w:pict>
-                  <v:group w14:anchorId="2375D85C" id="Group 157" o:spid="_x0000_s1026" style="position:absolute;margin-left:0;margin-top:0;width:8in;height:95.7pt;z-index:251662336;mso-width-percent:941;mso-height-percent:121;mso-top-percent:23;mso-position-horizontal:center;mso-position-horizontal-relative:page;mso-position-vertical-relative:page;mso-width-percent:941;mso-height-percent:121;mso-top-percent:23" coordorigin="" coordsize="73152,12161" o:gfxdata="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">
+                  <v:group w14:anchorId="4E4FA98B" id="Group 157" o:spid="_x0000_s1026" style="position:absolute;margin-left:0;margin-top:0;width:8in;height:95.7pt;z-index:251662336;mso-width-percent:941;mso-height-percent:121;mso-top-percent:23;mso-position-horizontal:center;mso-position-horizontal-relative:page;mso-position-vertical-relative:page;mso-width-percent:941;mso-height-percent:121;mso-top-percent:23" coordorigin="" coordsize="73152,12161" o:gfxdata="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">
                     <v:shape id="Rectangle 51" o:spid="_x0000_s1027" style="position:absolute;width:73152;height:11303;visibility:visible;mso-wrap-style:square;v-text-anchor:middle" coordsize="7312660,1129665" o:gfxdata="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" path="m,l7312660,r,1129665l3619500,733425,,1091565,,xe" fillcolor="#4472c4 [3204]" stroked="f" strokeweight="1pt">
                       <v:stroke joinstyle="miter"/>
                       <v:path arrowok="t" o:connecttype="custom" o:connectlocs="0,0;7315200,0;7315200,1130373;3620757,733885;0,1092249;0,0" o:connectangles="0,0,0,0,0,0"/>
@@ -773,7 +773,11 @@
               <w:tab w:val="right" w:leader="dot" w:pos="9016"/>
             </w:tabs>
             <w:rPr>
+              <w:rFonts w:eastAsiaTheme="minorEastAsia"/>
               <w:noProof/>
+              <w:sz w:val="24"/>
+              <w:szCs w:val="24"/>
+              <w:lang w:eastAsia="ja-JP"/>
             </w:rPr>
           </w:pPr>
           <w:r>
@@ -785,14 +789,14 @@
           <w:r>
             <w:fldChar w:fldCharType="separate"/>
           </w:r>
-          <w:hyperlink w:anchor="_Toc226054158" w:history="1">
+          <w:hyperlink w:anchor="_Toc226135506" w:history="1">
             <w:r>
               <w:rPr>
                 <w:rStyle w:val="Hyperlink"/>
                 <w:noProof/>
                 <w:lang w:val="en-US"/>
               </w:rPr>
-              <w:t>Application Structure</w:t>
+              <w:t>Overview</w:t>
             </w:r>
             <w:r>
               <w:rPr>
@@ -813,7 +817,7 @@
                 <w:noProof/>
                 <w:webHidden/>
               </w:rPr>
-              <w:instrText xml:space="preserve"> PAGEREF _Toc226054158 \h </w:instrText>
+              <w:instrText xml:space="preserve"> PAGEREF _Toc226135506 \h </w:instrText>
             </w:r>
             <w:r>
               <w:rPr>
@@ -851,17 +855,21 @@
               <w:tab w:val="right" w:leader="dot" w:pos="9016"/>
             </w:tabs>
             <w:rPr>
+              <w:rFonts w:eastAsiaTheme="minorEastAsia"/>
               <w:noProof/>
+              <w:sz w:val="24"/>
+              <w:szCs w:val="24"/>
+              <w:lang w:eastAsia="ja-JP"/>
             </w:rPr>
           </w:pPr>
-          <w:hyperlink w:anchor="_Toc226054159" w:history="1">
+          <w:hyperlink w:anchor="_Toc226135507" w:history="1">
             <w:r>
               <w:rPr>
                 <w:rStyle w:val="Hyperlink"/>
                 <w:noProof/>
                 <w:lang w:val="en-US"/>
               </w:rPr>
-              <w:t>System Overview</w:t>
+              <w:t>Code Listing</w:t>
             </w:r>
             <w:r>
               <w:rPr>
@@ -882,7 +890,7 @@
                 <w:noProof/>
                 <w:webHidden/>
               </w:rPr>
-              <w:instrText xml:space="preserve"> PAGEREF _Toc226054159 \h </w:instrText>
+              <w:instrText xml:space="preserve"> PAGEREF _Toc226135507 \h </w:instrText>
             </w:r>
             <w:r>
               <w:rPr>
@@ -920,17 +928,90 @@
               <w:tab w:val="right" w:leader="dot" w:pos="9016"/>
             </w:tabs>
             <w:rPr>
+              <w:rFonts w:eastAsiaTheme="minorEastAsia"/>
+              <w:noProof/>
+              <w:sz w:val="24"/>
+              <w:szCs w:val="24"/>
+              <w:lang w:eastAsia="ja-JP"/>
+            </w:rPr>
+          </w:pPr>
+          <w:hyperlink w:anchor="_Toc226135508" w:history="1">
+            <w:r>
+              <w:rPr>
+                <w:rStyle w:val="Hyperlink"/>
+                <w:noProof/>
+                <w:lang w:val="en-US"/>
+              </w:rPr>
+              <w:t>Key Features</w:t>
+            </w:r>
+            <w:r>
+              <w:rPr>
+                <w:noProof/>
+                <w:webHidden/>
+              </w:rPr>
+              <w:tab/>
+            </w:r>
+            <w:r>
+              <w:rPr>
+                <w:noProof/>
+                <w:webHidden/>
+              </w:rPr>
+              <w:fldChar w:fldCharType="begin"/>
+            </w:r>
+            <w:r>
+              <w:rPr>
+                <w:noProof/>
+                <w:webHidden/>
+              </w:rPr>
+              <w:instrText xml:space="preserve"> PAGEREF _Toc226135508 \h </w:instrText>
+            </w:r>
+            <w:r>
+              <w:rPr>
+                <w:noProof/>
+                <w:webHidden/>
+              </w:rPr>
+            </w:r>
+            <w:r>
+              <w:rPr>
+                <w:noProof/>
+                <w:webHidden/>
+              </w:rPr>
+              <w:fldChar w:fldCharType="separate"/>
+            </w:r>
+            <w:r>
+              <w:rPr>
+                <w:noProof/>
+                <w:webHidden/>
+              </w:rPr>
+              <w:t>2</w:t>
+            </w:r>
+            <w:r>
+              <w:rPr>
+                <w:noProof/>
+                <w:webHidden/>
+              </w:rPr>
+              <w:fldChar w:fldCharType="end"/>
+            </w:r>
+          </w:hyperlink>
+        </w:p>
+        <w:p>
+          <w:pPr>
+            <w:pStyle w:val="TOC3"/>
+            <w:tabs>
+              <w:tab w:val="right" w:leader="dot" w:pos="9016"/>
+            </w:tabs>
+            <w:rPr>
               <w:noProof/>
             </w:rPr>
           </w:pPr>
-          <w:hyperlink w:anchor="_Toc226054160" w:history="1">
+          <w:hyperlink w:anchor="_Toc226135509" w:history="1">
             <w:r>
               <w:rPr>
                 <w:rStyle w:val="Hyperlink"/>
                 <w:noProof/>
                 <w:lang w:val="en-US"/>
               </w:rPr>
-              <w:t>Key Features</w:t>
+              <w:t>Distributed Mutual Exclusion</w:t>
             </w:r>
             <w:r>
               <w:rPr>
@@ -951,7 +1032,7 @@
                 <w:noProof/>
                 <w:webHidden/>
               </w:rPr>
-              <w:instrText xml:space="preserve"> PAGEREF _Toc226054160 \h </w:instrText>
+              <w:instrText xml:space="preserve"> PAGEREF _Toc226135509 \h </w:instrText>
             </w:r>
             <w:r>
               <w:rPr>
@@ -971,7 +1052,214 @@
                 <w:noProof/>
                 <w:webHidden/>
               </w:rPr>
-              <w:t>1</w:t>
+              <w:t>2</w:t>
+            </w:r>
+            <w:r>
+              <w:rPr>
+                <w:noProof/>
+                <w:webHidden/>
+              </w:rPr>
+              <w:fldChar w:fldCharType="end"/>
+            </w:r>
+          </w:hyperlink>
+        </w:p>
+        <w:p>
+          <w:pPr>
+            <w:pStyle w:val="TOC3"/>
+            <w:tabs>
+              <w:tab w:val="right" w:leader="dot" w:pos="9016"/>
+            </w:tabs>
+            <w:rPr>
+              <w:noProof/>
+            </w:rPr>
+          </w:pPr>
+          <w:hyperlink w:anchor="_Toc226135510" w:history="1">
+            <w:r>
+              <w:rPr>
+                <w:rStyle w:val="Hyperlink"/>
+                <w:noProof/>
+                <w:lang w:val="en-US"/>
+              </w:rPr>
+              <w:t>Priority Discipline</w:t>
+            </w:r>
+            <w:r>
+              <w:rPr>
+                <w:noProof/>
+                <w:webHidden/>
+              </w:rPr>
+              <w:tab/>
+            </w:r>
+            <w:r>
+              <w:rPr>
+                <w:noProof/>
+                <w:webHidden/>
+              </w:rPr>
+              <w:fldChar w:fldCharType="begin"/>
+            </w:r>
+            <w:r>
+              <w:rPr>
+                <w:noProof/>
+                <w:webHidden/>
+              </w:rPr>
+              <w:instrText xml:space="preserve"> PAGEREF _Toc226135510 \h </w:instrText>
+            </w:r>
+            <w:r>
+              <w:rPr>
+                <w:noProof/>
+                <w:webHidden/>
+              </w:rPr>
+            </w:r>
+            <w:r>
+              <w:rPr>
+                <w:noProof/>
+                <w:webHidden/>
+              </w:rPr>
+              <w:fldChar w:fldCharType="separate"/>
+            </w:r>
+            <w:r>
+              <w:rPr>
+                <w:noProof/>
+                <w:webHidden/>
+              </w:rPr>
+              <w:t>2</w:t>
+            </w:r>
+            <w:r>
+              <w:rPr>
+                <w:noProof/>
+                <w:webHidden/>
+              </w:rPr>
+              <w:fldChar w:fldCharType="end"/>
+            </w:r>
+          </w:hyperlink>
+        </w:p>
+        <w:p>
+          <w:pPr>
+            <w:pStyle w:val="TOC3"/>
+            <w:tabs>
+              <w:tab w:val="right" w:leader="dot" w:pos="9016"/>
+            </w:tabs>
+            <w:rPr>
+              <w:noProof/>
+            </w:rPr>
+          </w:pPr>
+          <w:hyperlink w:anchor="_Toc226135511" w:history="1">
+            <w:r>
+              <w:rPr>
+                <w:rStyle w:val="Hyperlink"/>
+                <w:noProof/>
+                <w:lang w:val="en-US"/>
+              </w:rPr>
+              <w:t>Fault Tolerance</w:t>
+            </w:r>
+            <w:r>
+              <w:rPr>
+                <w:noProof/>
+                <w:webHidden/>
+              </w:rPr>
+              <w:tab/>
+            </w:r>
+            <w:r>
+              <w:rPr>
+                <w:noProof/>
+                <w:webHidden/>
+              </w:rPr>
+              <w:fldChar w:fldCharType="begin"/>
+            </w:r>
+            <w:r>
+              <w:rPr>
+                <w:noProof/>
+                <w:webHidden/>
+              </w:rPr>
+              <w:instrText xml:space="preserve"> PAGEREF _Toc226135511 \h </w:instrText>
+            </w:r>
+            <w:r>
+              <w:rPr>
+                <w:noProof/>
+                <w:webHidden/>
+              </w:rPr>
+            </w:r>
+            <w:r>
+              <w:rPr>
+                <w:noProof/>
+                <w:webHidden/>
+              </w:rPr>
+              <w:fldChar w:fldCharType="separate"/>
+            </w:r>
+            <w:r>
+              <w:rPr>
+                <w:noProof/>
+                <w:webHidden/>
+              </w:rPr>
+              <w:t>2</w:t>
+            </w:r>
+            <w:r>
+              <w:rPr>
+                <w:noProof/>
+                <w:webHidden/>
+              </w:rPr>
+              <w:fldChar w:fldCharType="end"/>
+            </w:r>
+          </w:hyperlink>
+        </w:p>
+        <w:p>
+          <w:pPr>
+            <w:pStyle w:val="TOC3"/>
+            <w:tabs>
+              <w:tab w:val="right" w:leader="dot" w:pos="9016"/>
+            </w:tabs>
+            <w:rPr>
+              <w:noProof/>
+            </w:rPr>
+          </w:pPr>
+          <w:hyperlink w:anchor="_Toc226135512" w:history="1">
+            <w:r>
+              <w:rPr>
+                <w:rStyle w:val="Hyperlink"/>
+                <w:noProof/>
+                <w:lang w:val="en-US"/>
+              </w:rPr>
+              <w:t>Graceful Shutdown</w:t>
+            </w:r>
+            <w:r>
+              <w:rPr>
+                <w:noProof/>
+                <w:webHidden/>
+              </w:rPr>
+              <w:tab/>
+            </w:r>
+            <w:r>
+              <w:rPr>
+                <w:noProof/>
+                <w:webHidden/>
+              </w:rPr>
+              <w:fldChar w:fldCharType="begin"/>
+            </w:r>
+            <w:r>
+              <w:rPr>
+                <w:noProof/>
+                <w:webHidden/>
+              </w:rPr>
+              <w:instrText xml:space="preserve"> PAGEREF _Toc226135512 \h </w:instrText>
+            </w:r>
+            <w:r>
+              <w:rPr>
+                <w:noProof/>
+                <w:webHidden/>
+              </w:rPr>
+            </w:r>
+            <w:r>
+              <w:rPr>
+                <w:noProof/>
+                <w:webHidden/>
+              </w:rPr>
+              <w:fldChar w:fldCharType="separate"/>
+            </w:r>
+            <w:r>
+              <w:rPr>
+                <w:noProof/>
+                <w:webHidden/>
+              </w:rPr>
+              <w:t>2</w:t>
             </w:r>
             <w:r>
               <w:rPr>
@@ -989,10 +1277,14 @@
               <w:tab w:val="right" w:leader="dot" w:pos="9016"/>
             </w:tabs>
             <w:rPr>
+              <w:rFonts w:eastAsiaTheme="minorEastAsia"/>
               <w:noProof/>
+              <w:sz w:val="24"/>
+              <w:szCs w:val="24"/>
+              <w:lang w:eastAsia="ja-JP"/>
             </w:rPr>
           </w:pPr>
-          <w:hyperlink w:anchor="_Toc226054161" w:history="1">
+          <w:hyperlink w:anchor="_Toc226135513" w:history="1">
             <w:r>
               <w:rPr>
                 <w:rStyle w:val="Hyperlink"/>
@@ -1020,7 +1312,7 @@
                 <w:noProof/>
                 <w:webHidden/>
               </w:rPr>
-              <w:instrText xml:space="preserve"> PAGEREF _Toc226054161 \h </w:instrText>
+              <w:instrText xml:space="preserve"> PAGEREF _Toc226135513 \h </w:instrText>
             </w:r>
             <w:r>
               <w:rPr>
@@ -1040,7 +1332,7 @@
                 <w:noProof/>
                 <w:webHidden/>
               </w:rPr>
-              <w:t>1</w:t>
+              <w:t>2</w:t>
             </w:r>
             <w:r>
               <w:rPr>
@@ -1058,10 +1350,14 @@
               <w:tab w:val="right" w:leader="dot" w:pos="9016"/>
             </w:tabs>
             <w:rPr>
+              <w:rFonts w:eastAsiaTheme="minorEastAsia"/>
               <w:noProof/>
+              <w:sz w:val="24"/>
+              <w:szCs w:val="24"/>
+              <w:lang w:eastAsia="ja-JP"/>
             </w:rPr>
           </w:pPr>
-          <w:hyperlink w:anchor="_Toc226054162" w:history="1">
+          <w:hyperlink w:anchor="_Toc226135514" w:history="1">
             <w:r>
               <w:rPr>
                 <w:rStyle w:val="Hyperlink"/>
@@ -1089,7 +1385,7 @@
                 <w:noProof/>
                 <w:webHidden/>
               </w:rPr>
-              <w:instrText xml:space="preserve"> PAGEREF _Toc226054162 \h </w:instrText>
+              <w:instrText xml:space="preserve"> PAGEREF _Toc226135514 \h </w:instrText>
             </w:r>
             <w:r>
               <w:rPr>
@@ -1109,7 +1405,7 @@
                 <w:noProof/>
                 <w:webHidden/>
               </w:rPr>
-              <w:t>1</w:t>
+              <w:t>2</w:t>
             </w:r>
             <w:r>
               <w:rPr>
@@ -1127,10 +1423,14 @@
               <w:tab w:val="right" w:leader="dot" w:pos="9016"/>
             </w:tabs>
             <w:rPr>
+              <w:rFonts w:eastAsiaTheme="minorEastAsia"/>
               <w:noProof/>
+              <w:sz w:val="24"/>
+              <w:szCs w:val="24"/>
+              <w:lang w:eastAsia="ja-JP"/>
             </w:rPr>
           </w:pPr>
-          <w:hyperlink w:anchor="_Toc226054163" w:history="1">
+          <w:hyperlink w:anchor="_Toc226135515" w:history="1">
             <w:r>
               <w:rPr>
                 <w:rStyle w:val="Hyperlink"/>
@@ -1158,7 +1458,7 @@
                 <w:noProof/>
                 <w:webHidden/>
               </w:rPr>
-              <w:instrText xml:space="preserve"> PAGEREF _Toc226054163 \h </w:instrText>
+              <w:instrText xml:space="preserve"> PAGEREF _Toc226135515 \h </w:instrText>
             </w:r>
             <w:r>
               <w:rPr>
@@ -1178,7 +1478,7 @@
                 <w:noProof/>
                 <w:webHidden/>
               </w:rPr>
-              <w:t>1</w:t>
+              <w:t>2</w:t>
             </w:r>
             <w:r>
               <w:rPr>
@@ -1222,6 +1522,7 @@
           <w:lang w:val="en-US"/>
         </w:rPr>
       </w:pPr>
+      <w:bookmarkStart w:id="0" w:name="_Toc226135506"/>
       <w:r>
         <w:rPr>
           <w:lang w:val="en-US"/>
@@ -1229,218 +1530,71 @@
         <w:lastRenderedPageBreak/>
         <w:t>Overview</w:t>
       </w:r>
-    </w:p>
-    <w:p>
-      <w:pPr>
-        <w:rPr>
-          <w:lang w:val="en-US"/>
-        </w:rPr>
-      </w:pPr>
-      <w:proofErr w:type="gramStart"/>
-      <w:r>
-        <w:rPr>
-          <w:lang w:val="en-US"/>
-        </w:rPr>
-        <w:t>When</w:t>
-      </w:r>
-      <w:proofErr w:type="gramEnd"/>
-      <w:r>
-        <w:rPr>
-          <w:lang w:val="en-US"/>
-        </w:rPr>
-        <w:t xml:space="preserve"> </w:t>
-      </w:r>
-      <w:proofErr w:type="gramStart"/>
-      <w:r>
-        <w:rPr>
-          <w:lang w:val="en-US"/>
-        </w:rPr>
-        <w:t>started</w:t>
-      </w:r>
-      <w:proofErr w:type="gramEnd"/>
-      <w:r>
-        <w:rPr>
-          <w:lang w:val="en-US"/>
-        </w:rPr>
-        <w:t xml:space="preserve">, the </w:t>
-      </w:r>
-      <w:proofErr w:type="gramStart"/>
-      <w:r>
-        <w:rPr>
-          <w:lang w:val="en-US"/>
-        </w:rPr>
-        <w:t>Coordinator</w:t>
-      </w:r>
-      <w:proofErr w:type="gramEnd"/>
-      <w:r>
-        <w:rPr>
-          <w:lang w:val="en-US"/>
-        </w:rPr>
-        <w:t xml:space="preserve"> will spin up two threads: CoordinatorMutex and CoordinatorReceiver, and both will be </w:t>
-      </w:r>
-      <w:proofErr w:type="gramStart"/>
-      <w:r>
-        <w:rPr>
-          <w:lang w:val="en-US"/>
-        </w:rPr>
-        <w:t>provided</w:t>
-      </w:r>
-      <w:proofErr w:type="gramEnd"/>
-      <w:r>
-        <w:rPr>
-          <w:lang w:val="en-US"/>
-        </w:rPr>
-        <w:t xml:space="preserve"> a reference to the same CoordinatorBuffer. </w:t>
-      </w:r>
-    </w:p>
-    <w:p>
-      <w:pPr>
-        <w:rPr>
-          <w:lang w:val="en-US"/>
-        </w:rPr>
-      </w:pPr>
-      <w:r>
-        <w:rPr>
-          <w:lang w:val="en-US"/>
-        </w:rPr>
-        <w:t xml:space="preserve">The CoordinatorReceiver will listen </w:t>
-      </w:r>
-      <w:proofErr w:type="gramStart"/>
-      <w:r>
-        <w:rPr>
-          <w:lang w:val="en-US"/>
-        </w:rPr>
-        <w:t>for</w:t>
-      </w:r>
-      <w:proofErr w:type="gramEnd"/>
-      <w:r>
-        <w:rPr>
-          <w:lang w:val="en-US"/>
-        </w:rPr>
-        <w:t xml:space="preserve"> incoming connections from Nodes and create a CoordinatorConnection thread for each connection it receives. That thread will handle the connection and act according to the first line of text sent - either storing the Node’s details in a CoordinatorRequest object and passing that to the CoordinatorBuffer (“REQUEST”), gracefully shutting the system down (“SHUTDOWN”), or doing nothing (“HEARTBEAT”). </w:t>
-      </w:r>
-    </w:p>
-    <w:p>
-      <w:pPr>
-        <w:rPr>
-          <w:lang w:val="en-US"/>
-        </w:rPr>
-      </w:pPr>
-      <w:r>
-        <w:rPr>
-          <w:lang w:val="en-US"/>
-        </w:rPr>
-        <w:t xml:space="preserve">The CoordinatorMutex thread continuously tries to retrieve a CoordinatorRequest from the shared CoordinatorBuffer, blocking until one is available. CoordinatorRequest objects are released from the buffer in order of priority, then on a first-in-first-out (FIFO) basis. The buffer will preferentially release high priority </w:t>
-      </w:r>
-      <w:proofErr w:type="gramStart"/>
-      <w:r>
-        <w:rPr>
-          <w:lang w:val="en-US"/>
-        </w:rPr>
-        <w:t>requests, but</w:t>
-      </w:r>
-      <w:proofErr w:type="gramEnd"/>
-      <w:r>
-        <w:rPr>
-          <w:lang w:val="en-US"/>
-        </w:rPr>
-        <w:t xml:space="preserve"> will also release a smaller amount of lower priority requests to prevent starvation. When the CoordinatorMutex thread has obtained a CoordinatorRequest, it will connect to the specified host and port and grant the Node a </w:t>
-      </w:r>
-      <w:proofErr w:type="gramStart"/>
-      <w:r>
-        <w:rPr>
-          <w:lang w:val="en-US"/>
-        </w:rPr>
-        <w:t>token, and</w:t>
-      </w:r>
-      <w:proofErr w:type="gramEnd"/>
-      <w:r>
-        <w:rPr>
-          <w:lang w:val="en-US"/>
-        </w:rPr>
-        <w:t xml:space="preserve"> start listening for the token to be returned. That node will then begin executing in its critical </w:t>
-      </w:r>
-      <w:proofErr w:type="gramStart"/>
-      <w:r>
-        <w:rPr>
-          <w:lang w:val="en-US"/>
-        </w:rPr>
-        <w:t>section, and</w:t>
-      </w:r>
-      <w:proofErr w:type="gramEnd"/>
-      <w:r>
-        <w:rPr>
-          <w:lang w:val="en-US"/>
-        </w:rPr>
-        <w:t xml:space="preserve"> will return the token to the mutex thread when done.</w:t>
-      </w:r>
-    </w:p>
-    <w:p>
-      <w:pPr>
-        <w:rPr>
-          <w:lang w:val="en-US"/>
-        </w:rPr>
-      </w:pPr>
-      <w:r>
-        <w:rPr>
-          <w:lang w:val="en-US"/>
-        </w:rPr>
-        <w:t xml:space="preserve">Nodes will cycle between requesting the token, waiting for the token to be granted, executing the critical section, and returning the token. This will continue until the Node’s process is killed or the </w:t>
-      </w:r>
-      <w:proofErr w:type="gramStart"/>
-      <w:r>
-        <w:rPr>
-          <w:lang w:val="en-US"/>
-        </w:rPr>
-        <w:t>Coordinator</w:t>
-      </w:r>
-      <w:proofErr w:type="gramEnd"/>
-      <w:r>
-        <w:rPr>
-          <w:lang w:val="en-US"/>
-        </w:rPr>
-        <w:t xml:space="preserve"> tells the Node to shut down.</w:t>
-      </w:r>
-    </w:p>
-    <w:p>
-      <w:pPr>
-        <w:rPr>
-          <w:lang w:val="en-US"/>
-        </w:rPr>
-      </w:pPr>
-      <w:r>
-        <w:rPr>
-          <w:lang w:val="en-US"/>
-        </w:rPr>
-        <w:t xml:space="preserve">When started, the ShutdownInstigator will tell the </w:t>
-      </w:r>
-      <w:proofErr w:type="gramStart"/>
-      <w:r>
-        <w:rPr>
-          <w:lang w:val="en-US"/>
-        </w:rPr>
-        <w:t>Coordinator</w:t>
-      </w:r>
-      <w:proofErr w:type="gramEnd"/>
-      <w:r>
-        <w:rPr>
-          <w:lang w:val="en-US"/>
-        </w:rPr>
-        <w:t xml:space="preserve"> to shut down. The CoordinatorReceiver thread will stop listening for new connections and shut down. The CoordinatorMutex thread will tell all Nodes with requests still in the CoordinatorBuffer to shut </w:t>
-      </w:r>
-      <w:proofErr w:type="gramStart"/>
-      <w:r>
-        <w:rPr>
-          <w:lang w:val="en-US"/>
-        </w:rPr>
-        <w:t>down, and</w:t>
-      </w:r>
-      <w:proofErr w:type="gramEnd"/>
-      <w:r>
-        <w:rPr>
-          <w:lang w:val="en-US"/>
-        </w:rPr>
-        <w:t xml:space="preserve"> will then shut itself down. </w:t>
+      <w:bookmarkEnd w:id="0"/>
+    </w:p>
+    <w:p>
+      <w:pPr>
+        <w:rPr>
+          <w:lang w:val="en-US"/>
+        </w:rPr>
+      </w:pPr>
+      <w:r>
+        <w:rPr>
+          <w:lang w:val="en-US"/>
+        </w:rPr>
+        <w:t xml:space="preserve">When started, the Coordinator will spin up two threads: CoordinatorMutex and CoordinatorReceiver, and both will be provided a reference to the same CoordinatorBuffer. </w:t>
+      </w:r>
+    </w:p>
+    <w:p>
+      <w:pPr>
+        <w:rPr>
+          <w:lang w:val="en-US"/>
+        </w:rPr>
+      </w:pPr>
+      <w:r>
+        <w:rPr>
+          <w:lang w:val="en-US"/>
+        </w:rPr>
+        <w:t xml:space="preserve">The CoordinatorReceiver will listen for incoming connections from Nodes and create a CoordinatorConnection thread for each connection it receives. That thread will handle the connection and act according to the first line of text sent - either storing the Node’s details in a CoordinatorRequest object and passing that to the CoordinatorBuffer (“REQUEST”), gracefully shutting the system down (“SHUTDOWN”), or doing nothing (“HEARTBEAT”). </w:t>
+      </w:r>
+    </w:p>
+    <w:p>
+      <w:pPr>
+        <w:rPr>
+          <w:lang w:val="en-US"/>
+        </w:rPr>
+      </w:pPr>
+      <w:r>
+        <w:rPr>
+          <w:lang w:val="en-US"/>
+        </w:rPr>
+        <w:t>The CoordinatorMutex thread continuously tries to retrieve a CoordinatorRequest from the shared CoordinatorBuffer, blocking until one is available. CoordinatorRequest objects are released from the buffer in order of priority, then on a first-in-first-out (FIFO) basis. The buffer will preferentially release high priority requests, but will also release a smaller amount of lower priority requests to prevent starvation. When the CoordinatorMutex thread has obtained a CoordinatorRequest, it will connect to the specified host and port and grant the Node a token, and start listening for the token to be returned. That node will then begin executing in its critical section, and will return the token to the mutex thread when done.</w:t>
+      </w:r>
+    </w:p>
+    <w:p>
+      <w:pPr>
+        <w:rPr>
+          <w:lang w:val="en-US"/>
+        </w:rPr>
+      </w:pPr>
+      <w:r>
+        <w:rPr>
+          <w:lang w:val="en-US"/>
+        </w:rPr>
+        <w:t>Nodes will cycle between requesting the token, waiting for the token to be granted, executing the critical section, and returning the token. This will continue until the Node’s process is killed or the Coordinator tells the Node to shut down.</w:t>
+      </w:r>
+    </w:p>
+    <w:p>
+      <w:pPr>
+        <w:rPr>
+          <w:lang w:val="en-US"/>
+        </w:rPr>
+      </w:pPr>
+      <w:r>
+        <w:rPr>
+          <w:lang w:val="en-US"/>
+        </w:rPr>
+        <w:t xml:space="preserve">When started, the ShutdownInstigator will tell the Coordinator to shut down. The CoordinatorReceiver thread will stop listening for new connections and shut down. The CoordinatorMutex thread will tell all Nodes with requests still in the CoordinatorBuffer to shut down, and will then shut itself down. </w:t>
       </w:r>
     </w:p>
     <w:p>
@@ -1450,12 +1604,14 @@
           <w:lang w:val="en-US"/>
         </w:rPr>
       </w:pPr>
+      <w:bookmarkStart w:id="1" w:name="_Toc226135507"/>
       <w:r>
         <w:rPr>
           <w:lang w:val="en-US"/>
         </w:rPr>
         <w:t>Code Listing</w:t>
       </w:r>
+      <w:bookmarkEnd w:id="1"/>
     </w:p>
     <w:p>
       <w:pPr>
@@ -1472,21 +1628,7 @@
         <w:rPr>
           <w:lang w:val="en-US"/>
         </w:rPr>
-        <w:t xml:space="preserve">CommonUtil: Contains a few static helper methods used both by the </w:t>
-      </w:r>
-      <w:proofErr w:type="gramStart"/>
-      <w:r>
-        <w:rPr>
-          <w:lang w:val="en-US"/>
-        </w:rPr>
-        <w:t>Coordinator</w:t>
-      </w:r>
-      <w:proofErr w:type="gramEnd"/>
-      <w:r>
-        <w:rPr>
-          <w:lang w:val="en-US"/>
-        </w:rPr>
-        <w:t xml:space="preserve"> and by Nodes</w:t>
+        <w:t>CommonUtil: Contains a few static helper methods used both by the Coordinator and by Nodes</w:t>
       </w:r>
     </w:p>
     <w:p>
@@ -1504,41 +1646,13 @@
         <w:rPr>
           <w:lang w:val="en-US"/>
         </w:rPr>
-        <w:t xml:space="preserve">Coordinator: Contains the </w:t>
-      </w:r>
-      <w:proofErr w:type="gramStart"/>
-      <w:r>
-        <w:rPr>
-          <w:lang w:val="en-US"/>
-        </w:rPr>
-        <w:t>entrypoint</w:t>
-      </w:r>
-      <w:proofErr w:type="gramEnd"/>
-      <w:r>
-        <w:rPr>
-          <w:lang w:val="en-US"/>
-        </w:rPr>
-        <w:t xml:space="preserve"> for </w:t>
-      </w:r>
-      <w:r>
-        <w:rPr>
-          <w:lang w:val="en-US"/>
-        </w:rPr>
-        <w:t xml:space="preserve">the </w:t>
-      </w:r>
-      <w:proofErr w:type="gramStart"/>
-      <w:r>
-        <w:rPr>
-          <w:lang w:val="en-US"/>
-        </w:rPr>
-        <w:t>Coordinator</w:t>
-      </w:r>
-      <w:proofErr w:type="gramEnd"/>
-      <w:r>
-        <w:rPr>
-          <w:lang w:val="en-US"/>
-        </w:rPr>
-        <w:t xml:space="preserve"> system</w:t>
+        <w:t xml:space="preserve">Coordinator: Contains the entrypoint for </w:t>
+      </w:r>
+      <w:r>
+        <w:rPr>
+          <w:lang w:val="en-US"/>
+        </w:rPr>
+        <w:t>the Coordinator system</w:t>
       </w:r>
     </w:p>
     <w:p>
@@ -1634,21 +1748,7 @@
         <w:rPr>
           <w:lang w:val="en-US"/>
         </w:rPr>
-        <w:t xml:space="preserve">Listens for incoming requests from Nodes and handles </w:t>
-      </w:r>
-      <w:proofErr w:type="gramStart"/>
-      <w:r>
-        <w:rPr>
-          <w:lang w:val="en-US"/>
-        </w:rPr>
-        <w:t>them</w:t>
-      </w:r>
-      <w:proofErr w:type="gramEnd"/>
-      <w:r>
-        <w:rPr>
-          <w:lang w:val="en-US"/>
-        </w:rPr>
-        <w:t xml:space="preserve"> accordingly, usually passing the Socket to a CoordinatorConnection thread</w:t>
+        <w:t>Listens for incoming requests from Nodes and handles them accordingly, usually passing the Socket to a CoordinatorConnection thread</w:t>
       </w:r>
     </w:p>
     <w:p>
@@ -1730,7 +1830,7 @@
           <w:lang w:val="en-US"/>
         </w:rPr>
       </w:pPr>
-      <w:bookmarkStart w:id="0" w:name="_Toc226054160"/>
+      <w:bookmarkStart w:id="2" w:name="_Toc226135508"/>
       <w:r>
         <w:rPr>
           <w:lang w:val="en-US"/>
@@ -1738,14 +1838,200 @@
         <w:lastRenderedPageBreak/>
         <w:t>Key Features</w:t>
       </w:r>
-      <w:bookmarkEnd w:id="0"/>
-    </w:p>
-    <w:p>
-      <w:pPr>
-        <w:rPr>
-          <w:lang w:val="en-US"/>
-        </w:rPr>
-      </w:pPr>
+      <w:bookmarkEnd w:id="2"/>
+    </w:p>
+    <w:p>
+      <w:pPr>
+        <w:pStyle w:val="Heading3"/>
+        <w:rPr>
+          <w:lang w:val="en-US"/>
+        </w:rPr>
+      </w:pPr>
+      <w:bookmarkStart w:id="3" w:name="_Toc226135509"/>
+      <w:r>
+        <w:rPr>
+          <w:lang w:val="en-US"/>
+        </w:rPr>
+        <w:t>Distributed Mutual Exclusion</w:t>
+      </w:r>
+      <w:bookmarkEnd w:id="3"/>
+    </w:p>
+    <w:p>
+      <w:pPr>
+        <w:rPr>
+          <w:lang w:val="en-US"/>
+        </w:rPr>
+      </w:pPr>
+      <w:r>
+        <w:rPr>
+          <w:lang w:val="en-US"/>
+        </w:rPr>
+        <w:t>Nodes are granted access one at a time, in a mostly first-in-first-out basis, to execution of their critical section. This is accomplished through use of a centralized Coordinator system making use of a CoordinatorReceiver thread which listens for and stores a record of each incoming request, and a CoordinatorMutex thread, which grants the next node in the queue the token, and waits to receive it back before granting it to the next node in the queue.</w:t>
+      </w:r>
+    </w:p>
+    <w:p>
+      <w:pPr>
+        <w:pStyle w:val="Heading3"/>
+        <w:rPr>
+          <w:lang w:val="en-US"/>
+        </w:rPr>
+      </w:pPr>
+      <w:bookmarkStart w:id="4" w:name="_Toc226135510"/>
+      <w:r>
+        <w:rPr>
+          <w:lang w:val="en-US"/>
+        </w:rPr>
+        <w:t>Priority Discipline</w:t>
+      </w:r>
+      <w:bookmarkEnd w:id="4"/>
+    </w:p>
+    <w:p>
+      <w:pPr>
+        <w:rPr>
+          <w:lang w:val="en-US"/>
+        </w:rPr>
+      </w:pPr>
+      <w:r>
+        <w:rPr>
+          <w:lang w:val="en-US"/>
+        </w:rPr>
+        <w:t xml:space="preserve">Nodes must specify the desired priority level of their request when asking for token access, and requests will be handled by CoordinatorMutex accordingly. CoordinatorBuffer does not release CoordinatorRequest objects purely in order of priority or FIFO basis, but serves some lower priority requests first to prevent starvation. </w:t>
+      </w:r>
+    </w:p>
+    <w:p>
+      <w:pPr>
+        <w:rPr>
+          <w:lang w:val="en-US"/>
+        </w:rPr>
+      </w:pPr>
+      <w:r>
+        <w:rPr>
+          <w:lang w:val="en-US"/>
+        </w:rPr>
+        <w:t xml:space="preserve">In a repeating sequence, CoordinatorBuffer will attempt to release 8 CRITICAL requests, 4 HIGH requests, 2 MEDIUM requests, and 1 LOW request. This is spread evenly across the length of the sequence to ensure timely response to CRITICAL requests. This adapts accordingly based on the CoordinatorRequest$Priority Enum, scaling as powers of 2. CRITICAL requests are still answered preferentially, but other request priorities will not starve. In the event that the chosen queue is empty, the buffer will attempt to serve a request of the next lowest priority level, wrapping around from LOW to CRITICAL if there is at least one request (it must have </w:t>
+      </w:r>
+      <w:r>
+        <w:rPr>
+          <w:i/>
+          <w:iCs/>
+          <w:lang w:val="en-US"/>
+        </w:rPr>
+        <w:t>some</w:t>
+      </w:r>
+      <w:r>
+        <w:rPr>
+          <w:lang w:val="en-US"/>
+        </w:rPr>
+        <w:t xml:space="preserve"> priority level, meaning the algorithm hasn’t yet seen that priority level, and will find it after wrapping around).</w:t>
+      </w:r>
+    </w:p>
+    <w:p>
+      <w:pPr>
+        <w:rPr>
+          <w:lang w:val="en-US"/>
+        </w:rPr>
+      </w:pPr>
+      <w:r>
+        <w:rPr>
+          <w:lang w:val="en-US"/>
+        </w:rPr>
+        <w:t xml:space="preserve">After determining which </w:t>
+      </w:r>
+      <w:r>
+        <w:rPr>
+          <w:lang w:val="en-US"/>
+        </w:rPr>
+        <w:t xml:space="preserve">priority </w:t>
+      </w:r>
+      <w:r>
+        <w:rPr>
+          <w:lang w:val="en-US"/>
+        </w:rPr>
+        <w:t>to answer a request from, requests are otherwise released in a FIFO basis.</w:t>
+      </w:r>
+    </w:p>
+    <w:p>
+      <w:pPr>
+        <w:pStyle w:val="Heading3"/>
+        <w:rPr>
+          <w:lang w:val="en-US"/>
+        </w:rPr>
+      </w:pPr>
+      <w:bookmarkStart w:id="5" w:name="_Toc226135511"/>
+      <w:r>
+        <w:rPr>
+          <w:lang w:val="en-US"/>
+        </w:rPr>
+        <w:t>Fault Tolerance</w:t>
+      </w:r>
+      <w:bookmarkEnd w:id="5"/>
+    </w:p>
+    <w:p>
+      <w:pPr>
+        <w:rPr>
+          <w:lang w:val="en-US"/>
+        </w:rPr>
+      </w:pPr>
+      <w:r>
+        <w:rPr>
+          <w:lang w:val="en-US"/>
+        </w:rPr>
+        <w:t>Every 20 seconds, each Node waiting to be granted a token will send a short request to CoordinatorReceiver, sending only the line “HEARTBEAT”. Upon receiving this, the connection will immediately close, as no actual information is needed, only the proof of the successful connection. If the Coordinator crashes or is abruptly closed during operation, Nodes waiting for a response will be unable to make a successful “HEARTBEAT” request, and shut down, as the Coordinator must be unreachable or inactive. This will occur if the Coordinator loses network access, is shut down, or if the individual Node loses network access.</w:t>
+      </w:r>
+    </w:p>
+    <w:p>
+      <w:pPr>
+        <w:rPr>
+          <w:lang w:val="en-US"/>
+        </w:rPr>
+      </w:pPr>
+      <w:r>
+        <w:rPr>
+          <w:lang w:val="en-US"/>
+        </w:rPr>
+        <w:t>Similarly, if a Node attempts and fails to request or return the token, it will log the error in the console (not log.txt – we have no guarantee of that being available without having the token) and calmly shut down.</w:t>
+      </w:r>
+    </w:p>
+    <w:p>
+      <w:pPr>
+        <w:pStyle w:val="Heading3"/>
+        <w:rPr>
+          <w:lang w:val="en-US"/>
+        </w:rPr>
+      </w:pPr>
+      <w:bookmarkStart w:id="6" w:name="_Toc226135512"/>
+      <w:r>
+        <w:rPr>
+          <w:lang w:val="en-US"/>
+        </w:rPr>
+        <w:t>Graceful Shutdown</w:t>
+      </w:r>
+      <w:bookmarkEnd w:id="6"/>
+    </w:p>
+    <w:p>
+      <w:pPr>
+        <w:rPr>
+          <w:lang w:val="en-US"/>
+        </w:rPr>
+      </w:pPr>
+      <w:r>
+        <w:rPr>
+          <w:lang w:val="en-US"/>
+        </w:rPr>
+        <w:t xml:space="preserve">When CoordinatorConnection receives a request from a Node where the first line is “SHUTDOWN”, it will </w:t>
+      </w:r>
+      <w:r>
+        <w:rPr>
+          <w:lang w:val="en-US"/>
+        </w:rPr>
+        <w:t xml:space="preserve">signal the CoordinatorReceiver to </w:t>
+      </w:r>
+      <w:r>
+        <w:rPr>
+          <w:lang w:val="en-US"/>
+        </w:rPr>
+        <w:t>close the SocketServer being used to accept new requests. CoordinatorReceiver, when instructed to stop serving new requests, will instruct CoordinatorMutex to immediately service all remaining requests (instructing those Nodes to shut down) and shut down too. Any Nodes that were not connected will attempt to request a token and fail to connect, calmly shutting down in the process.</w:t>
+      </w:r>
     </w:p>
     <w:p>
       <w:pPr>
@@ -1754,60 +2040,61 @@
           <w:lang w:val="en-US"/>
         </w:rPr>
       </w:pPr>
-      <w:bookmarkStart w:id="1" w:name="_Toc226054161"/>
+      <w:bookmarkStart w:id="7" w:name="_Toc226135514"/>
+      <w:r>
+        <w:rPr>
+          <w:lang w:val="en-US"/>
+        </w:rPr>
+        <w:lastRenderedPageBreak/>
+        <w:t>Boundaries</w:t>
+      </w:r>
+      <w:bookmarkEnd w:id="7"/>
+    </w:p>
+    <w:p>
+      <w:pPr>
+        <w:rPr>
+          <w:lang w:val="en-US"/>
+        </w:rPr>
+      </w:pPr>
+    </w:p>
+    <w:p>
+      <w:pPr>
+        <w:pStyle w:val="Heading2"/>
+        <w:rPr>
+          <w:lang w:val="en-US"/>
+        </w:rPr>
+      </w:pPr>
+      <w:bookmarkStart w:id="8" w:name="_Toc226135515"/>
+      <w:r>
+        <w:rPr>
+          <w:lang w:val="en-US"/>
+        </w:rPr>
+        <w:t>Test Cases</w:t>
+      </w:r>
+      <w:bookmarkEnd w:id="8"/>
+    </w:p>
+    <w:p>
+      <w:pPr>
+        <w:rPr>
+          <w:lang w:val="en-US"/>
+        </w:rPr>
+      </w:pPr>
+    </w:p>
+    <w:p>
+      <w:pPr>
+        <w:pStyle w:val="Heading2"/>
+        <w:rPr>
+          <w:lang w:val="en-US"/>
+        </w:rPr>
+      </w:pPr>
+      <w:bookmarkStart w:id="9" w:name="_Toc226135513"/>
       <w:r>
         <w:rPr>
           <w:lang w:val="en-US"/>
         </w:rPr>
         <w:t>Reflection</w:t>
       </w:r>
-      <w:bookmarkEnd w:id="1"/>
-    </w:p>
-    <w:p>
-      <w:pPr>
-        <w:rPr>
-          <w:lang w:val="en-US"/>
-        </w:rPr>
-      </w:pPr>
-    </w:p>
-    <w:p>
-      <w:pPr>
-        <w:pStyle w:val="Heading2"/>
-        <w:rPr>
-          <w:lang w:val="en-US"/>
-        </w:rPr>
-      </w:pPr>
-      <w:bookmarkStart w:id="2" w:name="_Toc226054162"/>
-      <w:r>
-        <w:rPr>
-          <w:lang w:val="en-US"/>
-        </w:rPr>
-        <w:t>Boundaries</w:t>
-      </w:r>
-      <w:bookmarkEnd w:id="2"/>
-    </w:p>
-    <w:p>
-      <w:pPr>
-        <w:rPr>
-          <w:lang w:val="en-US"/>
-        </w:rPr>
-      </w:pPr>
-    </w:p>
-    <w:p>
-      <w:pPr>
-        <w:pStyle w:val="Heading2"/>
-        <w:rPr>
-          <w:lang w:val="en-US"/>
-        </w:rPr>
-      </w:pPr>
-      <w:bookmarkStart w:id="3" w:name="_Toc226054163"/>
-      <w:r>
-        <w:rPr>
-          <w:lang w:val="en-US"/>
-        </w:rPr>
-        <w:t>Test Cases</w:t>
-      </w:r>
-      <w:bookmarkEnd w:id="3"/>
+      <w:bookmarkEnd w:id="9"/>
     </w:p>
     <w:p>
       <w:pPr>
@@ -2645,7 +2932,6 @@
     <w:next w:val="Normal"/>
     <w:link w:val="Heading3Char"/>
     <w:uiPriority w:val="9"/>
-    <w:semiHidden/>
     <w:unhideWhenUsed/>
     <w:qFormat/>
     <w:rsid w:val="000A10EE"/>
@@ -2853,7 +3139,6 @@
     <w:basedOn w:val="DefaultParagraphFont"/>
     <w:link w:val="Heading3"/>
     <w:uiPriority w:val="9"/>
-    <w:semiHidden/>
     <w:rsid w:val="000A10EE"/>
     <w:rPr>
       <w:rFonts w:eastAsiaTheme="majorEastAsia" w:cstheme="majorBidi"/>
@@ -3234,6 +3519,19 @@
       <w:color w:val="0563C1" w:themeColor="hyperlink"/>
       <w:u w:val="single"/>
     </w:rPr>
+  </w:style>
+  <w:style w:type="paragraph" w:styleId="TOC3">
+    <w:name w:val="toc 3"/>
+    <w:basedOn w:val="Normal"/>
+    <w:next w:val="Normal"/>
+    <w:autoRedefine/>
+    <w:uiPriority w:val="39"/>
+    <w:unhideWhenUsed/>
+    <w:rsid w:val="00921FF6"/>
+    <w:pPr>
+      <w:spacing w:after="100"/>
+      <w:ind w:left="440"/>
+    </w:pPr>
   </w:style>
 </w:styles>
 </file>

--- a/report.docx
+++ b/report.docx
@@ -277,7 +277,7 @@
               </mc:Choice>
               <mc:Fallback>
                 <w:pict>
-                  <v:group w14:anchorId="4E4FA98B" id="Group 157" o:spid="_x0000_s1026" style="position:absolute;margin-left:0;margin-top:0;width:8in;height:95.7pt;z-index:251662336;mso-width-percent:941;mso-height-percent:121;mso-top-percent:23;mso-position-horizontal:center;mso-position-horizontal-relative:page;mso-position-vertical-relative:page;mso-width-percent:941;mso-height-percent:121;mso-top-percent:23" coordorigin="" coordsize="73152,12161" o:gfxdata="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">
+                  <v:group w14:anchorId="7EABB292" id="Group 157" o:spid="_x0000_s1026" style="position:absolute;margin-left:0;margin-top:0;width:8in;height:95.7pt;z-index:251662336;mso-width-percent:941;mso-height-percent:121;mso-top-percent:23;mso-position-horizontal:center;mso-position-horizontal-relative:page;mso-position-vertical-relative:page;mso-width-percent:941;mso-height-percent:121;mso-top-percent:23" coordorigin="" coordsize="73152,12161" o:gfxdata="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">
                     <v:shape id="Rectangle 51" o:spid="_x0000_s1027" style="position:absolute;width:73152;height:11303;visibility:visible;mso-wrap-style:square;v-text-anchor:middle" coordsize="7312660,1129665" o:gfxdata="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" path="m,l7312660,r,1129665l3619500,733425,,1091565,,xe" fillcolor="#4472c4 [3204]" stroked="f" strokeweight="1pt">
                       <v:stroke joinstyle="miter"/>
                       <v:path arrowok="t" o:connecttype="custom" o:connectlocs="0,0;7315200,0;7315200,1130373;3620757,733885;0,1092249;0,0" o:connectangles="0,0,0,0,0,0"/>
@@ -1538,11 +1538,61 @@
           <w:lang w:val="en-US"/>
         </w:rPr>
       </w:pPr>
-      <w:r>
-        <w:rPr>
-          <w:lang w:val="en-US"/>
-        </w:rPr>
-        <w:t xml:space="preserve">When started, the Coordinator will spin up two threads: CoordinatorMutex and CoordinatorReceiver, and both will be provided a reference to the same CoordinatorBuffer. </w:t>
+      <w:proofErr w:type="gramStart"/>
+      <w:r>
+        <w:rPr>
+          <w:lang w:val="en-US"/>
+        </w:rPr>
+        <w:t>When</w:t>
+      </w:r>
+      <w:proofErr w:type="gramEnd"/>
+      <w:r>
+        <w:rPr>
+          <w:lang w:val="en-US"/>
+        </w:rPr>
+        <w:t xml:space="preserve"> </w:t>
+      </w:r>
+      <w:proofErr w:type="gramStart"/>
+      <w:r>
+        <w:rPr>
+          <w:lang w:val="en-US"/>
+        </w:rPr>
+        <w:t>started</w:t>
+      </w:r>
+      <w:proofErr w:type="gramEnd"/>
+      <w:r>
+        <w:rPr>
+          <w:lang w:val="en-US"/>
+        </w:rPr>
+        <w:t xml:space="preserve">, the </w:t>
+      </w:r>
+      <w:proofErr w:type="gramStart"/>
+      <w:r>
+        <w:rPr>
+          <w:lang w:val="en-US"/>
+        </w:rPr>
+        <w:t>Coordinator</w:t>
+      </w:r>
+      <w:proofErr w:type="gramEnd"/>
+      <w:r>
+        <w:rPr>
+          <w:lang w:val="en-US"/>
+        </w:rPr>
+        <w:t xml:space="preserve"> will spin up two threads: CoordinatorMutex and CoordinatorReceiver, and both will be </w:t>
+      </w:r>
+      <w:proofErr w:type="gramStart"/>
+      <w:r>
+        <w:rPr>
+          <w:lang w:val="en-US"/>
+        </w:rPr>
+        <w:t>provided</w:t>
+      </w:r>
+      <w:proofErr w:type="gramEnd"/>
+      <w:r>
+        <w:rPr>
+          <w:lang w:val="en-US"/>
+        </w:rPr>
+        <w:t xml:space="preserve"> a reference to the same CoordinatorBuffer. </w:t>
       </w:r>
     </w:p>
     <w:p>
@@ -1555,7 +1605,21 @@
         <w:rPr>
           <w:lang w:val="en-US"/>
         </w:rPr>
-        <w:t xml:space="preserve">The CoordinatorReceiver will listen for incoming connections from Nodes and create a CoordinatorConnection thread for each connection it receives. That thread will handle the connection and act according to the first line of text sent - either storing the Node’s details in a CoordinatorRequest object and passing that to the CoordinatorBuffer (“REQUEST”), gracefully shutting the system down (“SHUTDOWN”), or doing nothing (“HEARTBEAT”). </w:t>
+        <w:t xml:space="preserve">The CoordinatorReceiver will listen </w:t>
+      </w:r>
+      <w:proofErr w:type="gramStart"/>
+      <w:r>
+        <w:rPr>
+          <w:lang w:val="en-US"/>
+        </w:rPr>
+        <w:t>for</w:t>
+      </w:r>
+      <w:proofErr w:type="gramEnd"/>
+      <w:r>
+        <w:rPr>
+          <w:lang w:val="en-US"/>
+        </w:rPr>
+        <w:t xml:space="preserve"> incoming connections from Nodes and create a CoordinatorConnection thread for each connection it receives. That thread will handle the connection and act according to the first line of text sent - either storing the Node’s details in a CoordinatorRequest object and passing that to the CoordinatorBuffer (“REQUEST”), gracefully shutting the system down (“SHUTDOWN”), or doing nothing (“HEARTBEAT”). </w:t>
       </w:r>
     </w:p>
     <w:p>
@@ -1568,7 +1632,49 @@
         <w:rPr>
           <w:lang w:val="en-US"/>
         </w:rPr>
-        <w:t>The CoordinatorMutex thread continuously tries to retrieve a CoordinatorRequest from the shared CoordinatorBuffer, blocking until one is available. CoordinatorRequest objects are released from the buffer in order of priority, then on a first-in-first-out (FIFO) basis. The buffer will preferentially release high priority requests, but will also release a smaller amount of lower priority requests to prevent starvation. When the CoordinatorMutex thread has obtained a CoordinatorRequest, it will connect to the specified host and port and grant the Node a token, and start listening for the token to be returned. That node will then begin executing in its critical section, and will return the token to the mutex thread when done.</w:t>
+        <w:t xml:space="preserve">The CoordinatorMutex thread continuously tries to retrieve a CoordinatorRequest from the shared CoordinatorBuffer, blocking until one is available. CoordinatorRequest objects are released from the buffer in order of priority, then on a first-in-first-out (FIFO) basis. The buffer will preferentially release high priority </w:t>
+      </w:r>
+      <w:proofErr w:type="gramStart"/>
+      <w:r>
+        <w:rPr>
+          <w:lang w:val="en-US"/>
+        </w:rPr>
+        <w:t>requests, but</w:t>
+      </w:r>
+      <w:proofErr w:type="gramEnd"/>
+      <w:r>
+        <w:rPr>
+          <w:lang w:val="en-US"/>
+        </w:rPr>
+        <w:t xml:space="preserve"> will also release a smaller amount of lower priority requests to prevent starvation. When the CoordinatorMutex thread has obtained a CoordinatorRequest, it will connect to the specified host and port and grant the Node a </w:t>
+      </w:r>
+      <w:proofErr w:type="gramStart"/>
+      <w:r>
+        <w:rPr>
+          <w:lang w:val="en-US"/>
+        </w:rPr>
+        <w:t>token, and</w:t>
+      </w:r>
+      <w:proofErr w:type="gramEnd"/>
+      <w:r>
+        <w:rPr>
+          <w:lang w:val="en-US"/>
+        </w:rPr>
+        <w:t xml:space="preserve"> start listening for the token to be returned. That node will then begin executing in its critical </w:t>
+      </w:r>
+      <w:proofErr w:type="gramStart"/>
+      <w:r>
+        <w:rPr>
+          <w:lang w:val="en-US"/>
+        </w:rPr>
+        <w:t>section, and</w:t>
+      </w:r>
+      <w:proofErr w:type="gramEnd"/>
+      <w:r>
+        <w:rPr>
+          <w:lang w:val="en-US"/>
+        </w:rPr>
+        <w:t xml:space="preserve"> will return the token to the mutex thread when done.</w:t>
       </w:r>
     </w:p>
     <w:p>
@@ -1581,7 +1687,21 @@
         <w:rPr>
           <w:lang w:val="en-US"/>
         </w:rPr>
-        <w:t>Nodes will cycle between requesting the token, waiting for the token to be granted, executing the critical section, and returning the token. This will continue until the Node’s process is killed or the Coordinator tells the Node to shut down.</w:t>
+        <w:t xml:space="preserve">Nodes will cycle between requesting the token, waiting for the token to be granted, executing the critical section, and returning the token. This will continue until the Node’s process is killed or the </w:t>
+      </w:r>
+      <w:proofErr w:type="gramStart"/>
+      <w:r>
+        <w:rPr>
+          <w:lang w:val="en-US"/>
+        </w:rPr>
+        <w:t>Coordinator</w:t>
+      </w:r>
+      <w:proofErr w:type="gramEnd"/>
+      <w:r>
+        <w:rPr>
+          <w:lang w:val="en-US"/>
+        </w:rPr>
+        <w:t xml:space="preserve"> tells the Node to shut down.</w:t>
       </w:r>
     </w:p>
     <w:p>
@@ -1594,7 +1714,35 @@
         <w:rPr>
           <w:lang w:val="en-US"/>
         </w:rPr>
-        <w:t xml:space="preserve">When started, the ShutdownInstigator will tell the Coordinator to shut down. The CoordinatorReceiver thread will stop listening for new connections and shut down. The CoordinatorMutex thread will tell all Nodes with requests still in the CoordinatorBuffer to shut down, and will then shut itself down. </w:t>
+        <w:t xml:space="preserve">When started, the ShutdownInstigator will tell the </w:t>
+      </w:r>
+      <w:proofErr w:type="gramStart"/>
+      <w:r>
+        <w:rPr>
+          <w:lang w:val="en-US"/>
+        </w:rPr>
+        <w:t>Coordinator</w:t>
+      </w:r>
+      <w:proofErr w:type="gramEnd"/>
+      <w:r>
+        <w:rPr>
+          <w:lang w:val="en-US"/>
+        </w:rPr>
+        <w:t xml:space="preserve"> to shut down. The CoordinatorReceiver thread will stop listening for new connections and shut down. The CoordinatorMutex thread will tell all Nodes with requests still in the CoordinatorBuffer to shut </w:t>
+      </w:r>
+      <w:proofErr w:type="gramStart"/>
+      <w:r>
+        <w:rPr>
+          <w:lang w:val="en-US"/>
+        </w:rPr>
+        <w:t>down, and</w:t>
+      </w:r>
+      <w:proofErr w:type="gramEnd"/>
+      <w:r>
+        <w:rPr>
+          <w:lang w:val="en-US"/>
+        </w:rPr>
+        <w:t xml:space="preserve"> will then shut itself down. </w:t>
       </w:r>
     </w:p>
     <w:p>
@@ -1628,7 +1776,21 @@
         <w:rPr>
           <w:lang w:val="en-US"/>
         </w:rPr>
-        <w:t>CommonUtil: Contains a few static helper methods used both by the Coordinator and by Nodes</w:t>
+        <w:t xml:space="preserve">CommonUtil: Contains a few static helper methods used both by the </w:t>
+      </w:r>
+      <w:proofErr w:type="gramStart"/>
+      <w:r>
+        <w:rPr>
+          <w:lang w:val="en-US"/>
+        </w:rPr>
+        <w:t>Coordinator</w:t>
+      </w:r>
+      <w:proofErr w:type="gramEnd"/>
+      <w:r>
+        <w:rPr>
+          <w:lang w:val="en-US"/>
+        </w:rPr>
+        <w:t xml:space="preserve"> and by Nodes</w:t>
       </w:r>
     </w:p>
     <w:p>
@@ -1646,13 +1808,41 @@
         <w:rPr>
           <w:lang w:val="en-US"/>
         </w:rPr>
-        <w:t xml:space="preserve">Coordinator: Contains the entrypoint for </w:t>
-      </w:r>
-      <w:r>
-        <w:rPr>
-          <w:lang w:val="en-US"/>
-        </w:rPr>
-        <w:t>the Coordinator system</w:t>
+        <w:t xml:space="preserve">Coordinator: Contains the </w:t>
+      </w:r>
+      <w:proofErr w:type="gramStart"/>
+      <w:r>
+        <w:rPr>
+          <w:lang w:val="en-US"/>
+        </w:rPr>
+        <w:t>entrypoint</w:t>
+      </w:r>
+      <w:proofErr w:type="gramEnd"/>
+      <w:r>
+        <w:rPr>
+          <w:lang w:val="en-US"/>
+        </w:rPr>
+        <w:t xml:space="preserve"> for </w:t>
+      </w:r>
+      <w:r>
+        <w:rPr>
+          <w:lang w:val="en-US"/>
+        </w:rPr>
+        <w:t xml:space="preserve">the </w:t>
+      </w:r>
+      <w:proofErr w:type="gramStart"/>
+      <w:r>
+        <w:rPr>
+          <w:lang w:val="en-US"/>
+        </w:rPr>
+        <w:t>Coordinator</w:t>
+      </w:r>
+      <w:proofErr w:type="gramEnd"/>
+      <w:r>
+        <w:rPr>
+          <w:lang w:val="en-US"/>
+        </w:rPr>
+        <w:t xml:space="preserve"> system</w:t>
       </w:r>
     </w:p>
     <w:p>
@@ -1748,7 +1938,21 @@
         <w:rPr>
           <w:lang w:val="en-US"/>
         </w:rPr>
-        <w:t>Listens for incoming requests from Nodes and handles them accordingly, usually passing the Socket to a CoordinatorConnection thread</w:t>
+        <w:t xml:space="preserve">Listens for incoming requests from Nodes and handles </w:t>
+      </w:r>
+      <w:proofErr w:type="gramStart"/>
+      <w:r>
+        <w:rPr>
+          <w:lang w:val="en-US"/>
+        </w:rPr>
+        <w:t>them</w:t>
+      </w:r>
+      <w:proofErr w:type="gramEnd"/>
+      <w:r>
+        <w:rPr>
+          <w:lang w:val="en-US"/>
+        </w:rPr>
+        <w:t xml:space="preserve"> accordingly, usually passing the Socket to a CoordinatorConnection thread</w:t>
       </w:r>
     </w:p>
     <w:p>
@@ -1866,7 +2070,19 @@
         <w:rPr>
           <w:lang w:val="en-US"/>
         </w:rPr>
-        <w:t>Nodes are granted access one at a time, in a mostly first-in-first-out basis, to execution of their critical section. This is accomplished through use of a centralized Coordinator system making use of a CoordinatorReceiver thread which listens for and stores a record of each incoming request, and a CoordinatorMutex thread, which grants the next node in the queue the token, and waits to receive it back before granting it to the next node in the queue.</w:t>
+        <w:t>Nodes are granted access one at a time, in a mostly first-in-first-out basis, to execution of their critical section. This is accomplished through use of a centralized Coordinator system making use of a CoordinatorReceiver thread which listens for and stores a record of each incoming request</w:t>
+      </w:r>
+      <w:r>
+        <w:rPr>
+          <w:lang w:val="en-US"/>
+        </w:rPr>
+        <w:t xml:space="preserve"> (requester host name, port, and priority)</w:t>
+      </w:r>
+      <w:r>
+        <w:rPr>
+          <w:lang w:val="en-US"/>
+        </w:rPr>
+        <w:t>, and a CoordinatorMutex thread, which grants the next node in the queue the token, and waits to receive it back before granting it to the next node in the queue.</w:t>
       </w:r>
     </w:p>
     <w:p>
@@ -1895,7 +2111,21 @@
         <w:rPr>
           <w:lang w:val="en-US"/>
         </w:rPr>
-        <w:t xml:space="preserve">Nodes must specify the desired priority level of their request when asking for token access, and requests will be handled by CoordinatorMutex accordingly. CoordinatorBuffer does not release CoordinatorRequest objects purely in order of priority or FIFO basis, but serves some lower priority requests first to prevent starvation. </w:t>
+        <w:t xml:space="preserve">Nodes must specify the desired priority level of their request when asking for token access, and requests will be handled by CoordinatorMutex accordingly. CoordinatorBuffer does not release CoordinatorRequest objects purely in order of priority or FIFO </w:t>
+      </w:r>
+      <w:proofErr w:type="gramStart"/>
+      <w:r>
+        <w:rPr>
+          <w:lang w:val="en-US"/>
+        </w:rPr>
+        <w:t>basis, but</w:t>
+      </w:r>
+      <w:proofErr w:type="gramEnd"/>
+      <w:r>
+        <w:rPr>
+          <w:lang w:val="en-US"/>
+        </w:rPr>
+        <w:t xml:space="preserve"> serves some lower priority requests first to prevent starvation. </w:t>
       </w:r>
     </w:p>
     <w:p>
@@ -1908,7 +2138,35 @@
         <w:rPr>
           <w:lang w:val="en-US"/>
         </w:rPr>
-        <w:t xml:space="preserve">In a repeating sequence, CoordinatorBuffer will attempt to release 8 CRITICAL requests, 4 HIGH requests, 2 MEDIUM requests, and 1 LOW request. This is spread evenly across the length of the sequence to ensure timely response to CRITICAL requests. This adapts accordingly based on the CoordinatorRequest$Priority Enum, scaling as powers of 2. CRITICAL requests are still answered preferentially, but other request priorities will not starve. In the event that the chosen queue is empty, the buffer will attempt to serve a request of the next lowest priority level, wrapping around from LOW to CRITICAL if there is at least one request (it must have </w:t>
+        <w:t xml:space="preserve">In a repeating sequence, CoordinatorBuffer will attempt to release 8 CRITICAL requests, 4 HIGH requests, 2 MEDIUM requests, and 1 LOW request. This is spread evenly across the length of the sequence to ensure timely response to CRITICAL requests. This adapts accordingly based on the </w:t>
+      </w:r>
+      <w:proofErr w:type="spellStart"/>
+      <w:r>
+        <w:rPr>
+          <w:lang w:val="en-US"/>
+        </w:rPr>
+        <w:t>CoordinatorRequest$Priority</w:t>
+      </w:r>
+      <w:proofErr w:type="spellEnd"/>
+      <w:r>
+        <w:rPr>
+          <w:lang w:val="en-US"/>
+        </w:rPr>
+        <w:t xml:space="preserve"> Enum, scaling as powers of 2. CRITICAL requests are still answered preferentially, but other request priorities will not starve. </w:t>
+      </w:r>
+      <w:proofErr w:type="gramStart"/>
+      <w:r>
+        <w:rPr>
+          <w:lang w:val="en-US"/>
+        </w:rPr>
+        <w:t>In the event that</w:t>
+      </w:r>
+      <w:proofErr w:type="gramEnd"/>
+      <w:r>
+        <w:rPr>
+          <w:lang w:val="en-US"/>
+        </w:rPr>
+        <w:t xml:space="preserve"> the chosen queue is empty, the buffer will attempt to serve a request of the next lowest priority level, wrapping around from LOW to CRITICAL if there is at least one request (it must have </w:t>
       </w:r>
       <w:r>
         <w:rPr>
@@ -1922,7 +2180,21 @@
         <w:rPr>
           <w:lang w:val="en-US"/>
         </w:rPr>
-        <w:t xml:space="preserve"> priority level, meaning the algorithm hasn’t yet seen that priority level, and will find it after wrapping around).</w:t>
+        <w:t xml:space="preserve"> priority level, meaning the algorithm </w:t>
+      </w:r>
+      <w:proofErr w:type="gramStart"/>
+      <w:r>
+        <w:rPr>
+          <w:lang w:val="en-US"/>
+        </w:rPr>
+        <w:t>hasn’t yet</w:t>
+      </w:r>
+      <w:proofErr w:type="gramEnd"/>
+      <w:r>
+        <w:rPr>
+          <w:lang w:val="en-US"/>
+        </w:rPr>
+        <w:t xml:space="preserve"> seen that priority level, and will find it after wrapping around).</w:t>
       </w:r>
     </w:p>
     <w:p>
@@ -1976,7 +2248,49 @@
         <w:rPr>
           <w:lang w:val="en-US"/>
         </w:rPr>
-        <w:t>Every 20 seconds, each Node waiting to be granted a token will send a short request to CoordinatorReceiver, sending only the line “HEARTBEAT”. Upon receiving this, the connection will immediately close, as no actual information is needed, only the proof of the successful connection. If the Coordinator crashes or is abruptly closed during operation, Nodes waiting for a response will be unable to make a successful “HEARTBEAT” request, and shut down, as the Coordinator must be unreachable or inactive. This will occur if the Coordinator loses network access, is shut down, or if the individual Node loses network access.</w:t>
+        <w:t xml:space="preserve">Every 20 seconds, each Node waiting to be granted a token will send a short request to CoordinatorReceiver, sending only the line “HEARTBEAT”. Upon receiving this, the connection will immediately close, as no actual information is needed, only </w:t>
+      </w:r>
+      <w:proofErr w:type="gramStart"/>
+      <w:r>
+        <w:rPr>
+          <w:lang w:val="en-US"/>
+        </w:rPr>
+        <w:t>the proof</w:t>
+      </w:r>
+      <w:proofErr w:type="gramEnd"/>
+      <w:r>
+        <w:rPr>
+          <w:lang w:val="en-US"/>
+        </w:rPr>
+        <w:t xml:space="preserve"> of the successful connection. If the Coordinator crashes or is abruptly closed during operation, Nodes waiting for a response will be unable to make a successful “HEARTBEAT” request, and shut down, as the </w:t>
+      </w:r>
+      <w:proofErr w:type="gramStart"/>
+      <w:r>
+        <w:rPr>
+          <w:lang w:val="en-US"/>
+        </w:rPr>
+        <w:t>Coordinator</w:t>
+      </w:r>
+      <w:proofErr w:type="gramEnd"/>
+      <w:r>
+        <w:rPr>
+          <w:lang w:val="en-US"/>
+        </w:rPr>
+        <w:t xml:space="preserve"> must be unreachable or inactive. This will occur if the </w:t>
+      </w:r>
+      <w:proofErr w:type="gramStart"/>
+      <w:r>
+        <w:rPr>
+          <w:lang w:val="en-US"/>
+        </w:rPr>
+        <w:t>Coordinator</w:t>
+      </w:r>
+      <w:proofErr w:type="gramEnd"/>
+      <w:r>
+        <w:rPr>
+          <w:lang w:val="en-US"/>
+        </w:rPr>
+        <w:t xml:space="preserve"> loses network access, is shut down, or if the individual Node loses network access.</w:t>
       </w:r>
     </w:p>
     <w:p>
@@ -2030,7 +2344,21 @@
         <w:rPr>
           <w:lang w:val="en-US"/>
         </w:rPr>
-        <w:t>close the SocketServer being used to accept new requests. CoordinatorReceiver, when instructed to stop serving new requests, will instruct CoordinatorMutex to immediately service all remaining requests (instructing those Nodes to shut down) and shut down too. Any Nodes that were not connected will attempt to request a token and fail to connect, calmly shutting down in the process.</w:t>
+        <w:t xml:space="preserve">close the </w:t>
+      </w:r>
+      <w:proofErr w:type="spellStart"/>
+      <w:r>
+        <w:rPr>
+          <w:lang w:val="en-US"/>
+        </w:rPr>
+        <w:t>SocketServer</w:t>
+      </w:r>
+      <w:proofErr w:type="spellEnd"/>
+      <w:r>
+        <w:rPr>
+          <w:lang w:val="en-US"/>
+        </w:rPr>
+        <w:t xml:space="preserve"> being used to accept new requests. CoordinatorReceiver, when instructed to stop serving new requests, will instruct CoordinatorMutex to immediately service all remaining requests (instructing those Nodes to shut down) and shut down too. Any Nodes that were not connected will attempt to request a token and fail to connect, calmly shutting down in the process.</w:t>
       </w:r>
     </w:p>
     <w:p>

--- a/report.docx
+++ b/report.docx
@@ -277,7 +277,7 @@
               </mc:Choice>
               <mc:Fallback>
                 <w:pict>
-                  <v:group w14:anchorId="7EABB292" id="Group 157" o:spid="_x0000_s1026" style="position:absolute;margin-left:0;margin-top:0;width:8in;height:95.7pt;z-index:251662336;mso-width-percent:941;mso-height-percent:121;mso-top-percent:23;mso-position-horizontal:center;mso-position-horizontal-relative:page;mso-position-vertical-relative:page;mso-width-percent:941;mso-height-percent:121;mso-top-percent:23" coordorigin="" coordsize="73152,12161" o:gfxdata="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">
+                  <v:group w14:anchorId="2E285555" id="Group 157" o:spid="_x0000_s1026" style="position:absolute;margin-left:0;margin-top:0;width:8in;height:95.7pt;z-index:251662336;mso-width-percent:941;mso-height-percent:121;mso-top-percent:23;mso-position-horizontal:center;mso-position-horizontal-relative:page;mso-position-vertical-relative:page;mso-width-percent:941;mso-height-percent:121;mso-top-percent:23" coordorigin="" coordsize="73152,12161" o:gfxdata="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">
                     <v:shape id="Rectangle 51" o:spid="_x0000_s1027" style="position:absolute;width:73152;height:11303;visibility:visible;mso-wrap-style:square;v-text-anchor:middle" coordsize="7312660,1129665" o:gfxdata="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" path="m,l7312660,r,1129665l3619500,733425,,1091565,,xe" fillcolor="#4472c4 [3204]" stroked="f" strokeweight="1pt">
                       <v:stroke joinstyle="miter"/>
                       <v:path arrowok="t" o:connecttype="custom" o:connectlocs="0,0;7315200,0;7315200,1130373;3620757,733885;0,1092249;0,0" o:connectangles="0,0,0,0,0,0"/>
@@ -789,14 +789,14 @@
           <w:r>
             <w:fldChar w:fldCharType="separate"/>
           </w:r>
-          <w:hyperlink w:anchor="_Toc226135506" w:history="1">
+          <w:hyperlink w:anchor="_Toc226152518" w:history="1">
             <w:r>
               <w:rPr>
                 <w:rStyle w:val="Hyperlink"/>
                 <w:noProof/>
                 <w:lang w:val="en-US"/>
               </w:rPr>
-              <w:t>Overview</w:t>
+              <w:t>Problem</w:t>
             </w:r>
             <w:r>
               <w:rPr>
@@ -817,7 +817,7 @@
                 <w:noProof/>
                 <w:webHidden/>
               </w:rPr>
-              <w:instrText xml:space="preserve"> PAGEREF _Toc226135506 \h </w:instrText>
+              <w:instrText xml:space="preserve"> PAGEREF _Toc226152518 \h </w:instrText>
             </w:r>
             <w:r>
               <w:rPr>
@@ -862,14 +862,14 @@
               <w:lang w:eastAsia="ja-JP"/>
             </w:rPr>
           </w:pPr>
-          <w:hyperlink w:anchor="_Toc226135507" w:history="1">
+          <w:hyperlink w:anchor="_Toc226152519" w:history="1">
             <w:r>
               <w:rPr>
                 <w:rStyle w:val="Hyperlink"/>
                 <w:noProof/>
                 <w:lang w:val="en-US"/>
               </w:rPr>
-              <w:t>Code Listing</w:t>
+              <w:t>Solution Overview</w:t>
             </w:r>
             <w:r>
               <w:rPr>
@@ -890,7 +890,7 @@
                 <w:noProof/>
                 <w:webHidden/>
               </w:rPr>
-              <w:instrText xml:space="preserve"> PAGEREF _Toc226135507 \h </w:instrText>
+              <w:instrText xml:space="preserve"> PAGEREF _Toc226152519 \h </w:instrText>
             </w:r>
             <w:r>
               <w:rPr>
@@ -935,14 +935,14 @@
               <w:lang w:eastAsia="ja-JP"/>
             </w:rPr>
           </w:pPr>
-          <w:hyperlink w:anchor="_Toc226135508" w:history="1">
+          <w:hyperlink w:anchor="_Toc226152520" w:history="1">
             <w:r>
               <w:rPr>
                 <w:rStyle w:val="Hyperlink"/>
                 <w:noProof/>
                 <w:lang w:val="en-US"/>
               </w:rPr>
-              <w:t>Key Features</w:t>
+              <w:t>Assumptions</w:t>
             </w:r>
             <w:r>
               <w:rPr>
@@ -963,283 +963,7 @@
                 <w:noProof/>
                 <w:webHidden/>
               </w:rPr>
-              <w:instrText xml:space="preserve"> PAGEREF _Toc226135508 \h </w:instrText>
-            </w:r>
-            <w:r>
-              <w:rPr>
-                <w:noProof/>
-                <w:webHidden/>
-              </w:rPr>
-            </w:r>
-            <w:r>
-              <w:rPr>
-                <w:noProof/>
-                <w:webHidden/>
-              </w:rPr>
-              <w:fldChar w:fldCharType="separate"/>
-            </w:r>
-            <w:r>
-              <w:rPr>
-                <w:noProof/>
-                <w:webHidden/>
-              </w:rPr>
-              <w:t>2</w:t>
-            </w:r>
-            <w:r>
-              <w:rPr>
-                <w:noProof/>
-                <w:webHidden/>
-              </w:rPr>
-              <w:fldChar w:fldCharType="end"/>
-            </w:r>
-          </w:hyperlink>
-        </w:p>
-        <w:p>
-          <w:pPr>
-            <w:pStyle w:val="TOC3"/>
-            <w:tabs>
-              <w:tab w:val="right" w:leader="dot" w:pos="9016"/>
-            </w:tabs>
-            <w:rPr>
-              <w:noProof/>
-            </w:rPr>
-          </w:pPr>
-          <w:hyperlink w:anchor="_Toc226135509" w:history="1">
-            <w:r>
-              <w:rPr>
-                <w:rStyle w:val="Hyperlink"/>
-                <w:noProof/>
-                <w:lang w:val="en-US"/>
-              </w:rPr>
-              <w:t>Distributed Mutual Exclusion</w:t>
-            </w:r>
-            <w:r>
-              <w:rPr>
-                <w:noProof/>
-                <w:webHidden/>
-              </w:rPr>
-              <w:tab/>
-            </w:r>
-            <w:r>
-              <w:rPr>
-                <w:noProof/>
-                <w:webHidden/>
-              </w:rPr>
-              <w:fldChar w:fldCharType="begin"/>
-            </w:r>
-            <w:r>
-              <w:rPr>
-                <w:noProof/>
-                <w:webHidden/>
-              </w:rPr>
-              <w:instrText xml:space="preserve"> PAGEREF _Toc226135509 \h </w:instrText>
-            </w:r>
-            <w:r>
-              <w:rPr>
-                <w:noProof/>
-                <w:webHidden/>
-              </w:rPr>
-            </w:r>
-            <w:r>
-              <w:rPr>
-                <w:noProof/>
-                <w:webHidden/>
-              </w:rPr>
-              <w:fldChar w:fldCharType="separate"/>
-            </w:r>
-            <w:r>
-              <w:rPr>
-                <w:noProof/>
-                <w:webHidden/>
-              </w:rPr>
-              <w:t>2</w:t>
-            </w:r>
-            <w:r>
-              <w:rPr>
-                <w:noProof/>
-                <w:webHidden/>
-              </w:rPr>
-              <w:fldChar w:fldCharType="end"/>
-            </w:r>
-          </w:hyperlink>
-        </w:p>
-        <w:p>
-          <w:pPr>
-            <w:pStyle w:val="TOC3"/>
-            <w:tabs>
-              <w:tab w:val="right" w:leader="dot" w:pos="9016"/>
-            </w:tabs>
-            <w:rPr>
-              <w:noProof/>
-            </w:rPr>
-          </w:pPr>
-          <w:hyperlink w:anchor="_Toc226135510" w:history="1">
-            <w:r>
-              <w:rPr>
-                <w:rStyle w:val="Hyperlink"/>
-                <w:noProof/>
-                <w:lang w:val="en-US"/>
-              </w:rPr>
-              <w:t>Priority Discipline</w:t>
-            </w:r>
-            <w:r>
-              <w:rPr>
-                <w:noProof/>
-                <w:webHidden/>
-              </w:rPr>
-              <w:tab/>
-            </w:r>
-            <w:r>
-              <w:rPr>
-                <w:noProof/>
-                <w:webHidden/>
-              </w:rPr>
-              <w:fldChar w:fldCharType="begin"/>
-            </w:r>
-            <w:r>
-              <w:rPr>
-                <w:noProof/>
-                <w:webHidden/>
-              </w:rPr>
-              <w:instrText xml:space="preserve"> PAGEREF _Toc226135510 \h </w:instrText>
-            </w:r>
-            <w:r>
-              <w:rPr>
-                <w:noProof/>
-                <w:webHidden/>
-              </w:rPr>
-            </w:r>
-            <w:r>
-              <w:rPr>
-                <w:noProof/>
-                <w:webHidden/>
-              </w:rPr>
-              <w:fldChar w:fldCharType="separate"/>
-            </w:r>
-            <w:r>
-              <w:rPr>
-                <w:noProof/>
-                <w:webHidden/>
-              </w:rPr>
-              <w:t>2</w:t>
-            </w:r>
-            <w:r>
-              <w:rPr>
-                <w:noProof/>
-                <w:webHidden/>
-              </w:rPr>
-              <w:fldChar w:fldCharType="end"/>
-            </w:r>
-          </w:hyperlink>
-        </w:p>
-        <w:p>
-          <w:pPr>
-            <w:pStyle w:val="TOC3"/>
-            <w:tabs>
-              <w:tab w:val="right" w:leader="dot" w:pos="9016"/>
-            </w:tabs>
-            <w:rPr>
-              <w:noProof/>
-            </w:rPr>
-          </w:pPr>
-          <w:hyperlink w:anchor="_Toc226135511" w:history="1">
-            <w:r>
-              <w:rPr>
-                <w:rStyle w:val="Hyperlink"/>
-                <w:noProof/>
-                <w:lang w:val="en-US"/>
-              </w:rPr>
-              <w:t>Fault Tolerance</w:t>
-            </w:r>
-            <w:r>
-              <w:rPr>
-                <w:noProof/>
-                <w:webHidden/>
-              </w:rPr>
-              <w:tab/>
-            </w:r>
-            <w:r>
-              <w:rPr>
-                <w:noProof/>
-                <w:webHidden/>
-              </w:rPr>
-              <w:fldChar w:fldCharType="begin"/>
-            </w:r>
-            <w:r>
-              <w:rPr>
-                <w:noProof/>
-                <w:webHidden/>
-              </w:rPr>
-              <w:instrText xml:space="preserve"> PAGEREF _Toc226135511 \h </w:instrText>
-            </w:r>
-            <w:r>
-              <w:rPr>
-                <w:noProof/>
-                <w:webHidden/>
-              </w:rPr>
-            </w:r>
-            <w:r>
-              <w:rPr>
-                <w:noProof/>
-                <w:webHidden/>
-              </w:rPr>
-              <w:fldChar w:fldCharType="separate"/>
-            </w:r>
-            <w:r>
-              <w:rPr>
-                <w:noProof/>
-                <w:webHidden/>
-              </w:rPr>
-              <w:t>2</w:t>
-            </w:r>
-            <w:r>
-              <w:rPr>
-                <w:noProof/>
-                <w:webHidden/>
-              </w:rPr>
-              <w:fldChar w:fldCharType="end"/>
-            </w:r>
-          </w:hyperlink>
-        </w:p>
-        <w:p>
-          <w:pPr>
-            <w:pStyle w:val="TOC3"/>
-            <w:tabs>
-              <w:tab w:val="right" w:leader="dot" w:pos="9016"/>
-            </w:tabs>
-            <w:rPr>
-              <w:noProof/>
-            </w:rPr>
-          </w:pPr>
-          <w:hyperlink w:anchor="_Toc226135512" w:history="1">
-            <w:r>
-              <w:rPr>
-                <w:rStyle w:val="Hyperlink"/>
-                <w:noProof/>
-                <w:lang w:val="en-US"/>
-              </w:rPr>
-              <w:t>Graceful Shutdown</w:t>
-            </w:r>
-            <w:r>
-              <w:rPr>
-                <w:noProof/>
-                <w:webHidden/>
-              </w:rPr>
-              <w:tab/>
-            </w:r>
-            <w:r>
-              <w:rPr>
-                <w:noProof/>
-                <w:webHidden/>
-              </w:rPr>
-              <w:fldChar w:fldCharType="begin"/>
-            </w:r>
-            <w:r>
-              <w:rPr>
-                <w:noProof/>
-                <w:webHidden/>
-              </w:rPr>
-              <w:instrText xml:space="preserve"> PAGEREF _Toc226135512 \h </w:instrText>
+              <w:instrText xml:space="preserve"> PAGEREF _Toc226152520 \h </w:instrText>
             </w:r>
             <w:r>
               <w:rPr>
@@ -1284,14 +1008,14 @@
               <w:lang w:eastAsia="ja-JP"/>
             </w:rPr>
           </w:pPr>
-          <w:hyperlink w:anchor="_Toc226135513" w:history="1">
+          <w:hyperlink w:anchor="_Toc226152521" w:history="1">
             <w:r>
               <w:rPr>
                 <w:rStyle w:val="Hyperlink"/>
                 <w:noProof/>
                 <w:lang w:val="en-US"/>
               </w:rPr>
-              <w:t>Reflection</w:t>
+              <w:t>Code Listing</w:t>
             </w:r>
             <w:r>
               <w:rPr>
@@ -1312,7 +1036,7 @@
                 <w:noProof/>
                 <w:webHidden/>
               </w:rPr>
-              <w:instrText xml:space="preserve"> PAGEREF _Toc226135513 \h </w:instrText>
+              <w:instrText xml:space="preserve"> PAGEREF _Toc226152521 \h </w:instrText>
             </w:r>
             <w:r>
               <w:rPr>
@@ -1357,14 +1081,14 @@
               <w:lang w:eastAsia="ja-JP"/>
             </w:rPr>
           </w:pPr>
-          <w:hyperlink w:anchor="_Toc226135514" w:history="1">
+          <w:hyperlink w:anchor="_Toc226152522" w:history="1">
             <w:r>
               <w:rPr>
                 <w:rStyle w:val="Hyperlink"/>
                 <w:noProof/>
                 <w:lang w:val="en-US"/>
               </w:rPr>
-              <w:t>Boundaries</w:t>
+              <w:t>Key Features</w:t>
             </w:r>
             <w:r>
               <w:rPr>
@@ -1385,7 +1109,7 @@
                 <w:noProof/>
                 <w:webHidden/>
               </w:rPr>
-              <w:instrText xml:space="preserve"> PAGEREF _Toc226135514 \h </w:instrText>
+              <w:instrText xml:space="preserve"> PAGEREF _Toc226152522 \h </w:instrText>
             </w:r>
             <w:r>
               <w:rPr>
@@ -1405,7 +1129,372 @@
                 <w:noProof/>
                 <w:webHidden/>
               </w:rPr>
-              <w:t>2</w:t>
+              <w:t>3</w:t>
+            </w:r>
+            <w:r>
+              <w:rPr>
+                <w:noProof/>
+                <w:webHidden/>
+              </w:rPr>
+              <w:fldChar w:fldCharType="end"/>
+            </w:r>
+          </w:hyperlink>
+        </w:p>
+        <w:p>
+          <w:pPr>
+            <w:pStyle w:val="TOC3"/>
+            <w:tabs>
+              <w:tab w:val="right" w:leader="dot" w:pos="9016"/>
+            </w:tabs>
+            <w:rPr>
+              <w:rFonts w:eastAsiaTheme="minorEastAsia"/>
+              <w:noProof/>
+              <w:sz w:val="24"/>
+              <w:szCs w:val="24"/>
+              <w:lang w:eastAsia="ja-JP"/>
+            </w:rPr>
+          </w:pPr>
+          <w:hyperlink w:anchor="_Toc226152523" w:history="1">
+            <w:r>
+              <w:rPr>
+                <w:rStyle w:val="Hyperlink"/>
+                <w:noProof/>
+                <w:lang w:val="en-US"/>
+              </w:rPr>
+              <w:t>Distributed Mutual Exclusion</w:t>
+            </w:r>
+            <w:r>
+              <w:rPr>
+                <w:noProof/>
+                <w:webHidden/>
+              </w:rPr>
+              <w:tab/>
+            </w:r>
+            <w:r>
+              <w:rPr>
+                <w:noProof/>
+                <w:webHidden/>
+              </w:rPr>
+              <w:fldChar w:fldCharType="begin"/>
+            </w:r>
+            <w:r>
+              <w:rPr>
+                <w:noProof/>
+                <w:webHidden/>
+              </w:rPr>
+              <w:instrText xml:space="preserve"> PAGEREF _Toc226152523 \h </w:instrText>
+            </w:r>
+            <w:r>
+              <w:rPr>
+                <w:noProof/>
+                <w:webHidden/>
+              </w:rPr>
+            </w:r>
+            <w:r>
+              <w:rPr>
+                <w:noProof/>
+                <w:webHidden/>
+              </w:rPr>
+              <w:fldChar w:fldCharType="separate"/>
+            </w:r>
+            <w:r>
+              <w:rPr>
+                <w:noProof/>
+                <w:webHidden/>
+              </w:rPr>
+              <w:t>3</w:t>
+            </w:r>
+            <w:r>
+              <w:rPr>
+                <w:noProof/>
+                <w:webHidden/>
+              </w:rPr>
+              <w:fldChar w:fldCharType="end"/>
+            </w:r>
+          </w:hyperlink>
+        </w:p>
+        <w:p>
+          <w:pPr>
+            <w:pStyle w:val="TOC3"/>
+            <w:tabs>
+              <w:tab w:val="right" w:leader="dot" w:pos="9016"/>
+            </w:tabs>
+            <w:rPr>
+              <w:rFonts w:eastAsiaTheme="minorEastAsia"/>
+              <w:noProof/>
+              <w:sz w:val="24"/>
+              <w:szCs w:val="24"/>
+              <w:lang w:eastAsia="ja-JP"/>
+            </w:rPr>
+          </w:pPr>
+          <w:hyperlink w:anchor="_Toc226152524" w:history="1">
+            <w:r>
+              <w:rPr>
+                <w:rStyle w:val="Hyperlink"/>
+                <w:noProof/>
+                <w:lang w:val="en-US"/>
+              </w:rPr>
+              <w:t>Priority Discipline</w:t>
+            </w:r>
+            <w:r>
+              <w:rPr>
+                <w:noProof/>
+                <w:webHidden/>
+              </w:rPr>
+              <w:tab/>
+            </w:r>
+            <w:r>
+              <w:rPr>
+                <w:noProof/>
+                <w:webHidden/>
+              </w:rPr>
+              <w:fldChar w:fldCharType="begin"/>
+            </w:r>
+            <w:r>
+              <w:rPr>
+                <w:noProof/>
+                <w:webHidden/>
+              </w:rPr>
+              <w:instrText xml:space="preserve"> PAGEREF _Toc226152524 \h </w:instrText>
+            </w:r>
+            <w:r>
+              <w:rPr>
+                <w:noProof/>
+                <w:webHidden/>
+              </w:rPr>
+            </w:r>
+            <w:r>
+              <w:rPr>
+                <w:noProof/>
+                <w:webHidden/>
+              </w:rPr>
+              <w:fldChar w:fldCharType="separate"/>
+            </w:r>
+            <w:r>
+              <w:rPr>
+                <w:noProof/>
+                <w:webHidden/>
+              </w:rPr>
+              <w:t>3</w:t>
+            </w:r>
+            <w:r>
+              <w:rPr>
+                <w:noProof/>
+                <w:webHidden/>
+              </w:rPr>
+              <w:fldChar w:fldCharType="end"/>
+            </w:r>
+          </w:hyperlink>
+        </w:p>
+        <w:p>
+          <w:pPr>
+            <w:pStyle w:val="TOC3"/>
+            <w:tabs>
+              <w:tab w:val="right" w:leader="dot" w:pos="9016"/>
+            </w:tabs>
+            <w:rPr>
+              <w:rFonts w:eastAsiaTheme="minorEastAsia"/>
+              <w:noProof/>
+              <w:sz w:val="24"/>
+              <w:szCs w:val="24"/>
+              <w:lang w:eastAsia="ja-JP"/>
+            </w:rPr>
+          </w:pPr>
+          <w:hyperlink w:anchor="_Toc226152525" w:history="1">
+            <w:r>
+              <w:rPr>
+                <w:rStyle w:val="Hyperlink"/>
+                <w:noProof/>
+                <w:lang w:val="en-US"/>
+              </w:rPr>
+              <w:t>Fault Tolerance</w:t>
+            </w:r>
+            <w:r>
+              <w:rPr>
+                <w:noProof/>
+                <w:webHidden/>
+              </w:rPr>
+              <w:tab/>
+            </w:r>
+            <w:r>
+              <w:rPr>
+                <w:noProof/>
+                <w:webHidden/>
+              </w:rPr>
+              <w:fldChar w:fldCharType="begin"/>
+            </w:r>
+            <w:r>
+              <w:rPr>
+                <w:noProof/>
+                <w:webHidden/>
+              </w:rPr>
+              <w:instrText xml:space="preserve"> PAGEREF _Toc226152525 \h </w:instrText>
+            </w:r>
+            <w:r>
+              <w:rPr>
+                <w:noProof/>
+                <w:webHidden/>
+              </w:rPr>
+            </w:r>
+            <w:r>
+              <w:rPr>
+                <w:noProof/>
+                <w:webHidden/>
+              </w:rPr>
+              <w:fldChar w:fldCharType="separate"/>
+            </w:r>
+            <w:r>
+              <w:rPr>
+                <w:noProof/>
+                <w:webHidden/>
+              </w:rPr>
+              <w:t>3</w:t>
+            </w:r>
+            <w:r>
+              <w:rPr>
+                <w:noProof/>
+                <w:webHidden/>
+              </w:rPr>
+              <w:fldChar w:fldCharType="end"/>
+            </w:r>
+          </w:hyperlink>
+        </w:p>
+        <w:p>
+          <w:pPr>
+            <w:pStyle w:val="TOC3"/>
+            <w:tabs>
+              <w:tab w:val="right" w:leader="dot" w:pos="9016"/>
+            </w:tabs>
+            <w:rPr>
+              <w:rFonts w:eastAsiaTheme="minorEastAsia"/>
+              <w:noProof/>
+              <w:sz w:val="24"/>
+              <w:szCs w:val="24"/>
+              <w:lang w:eastAsia="ja-JP"/>
+            </w:rPr>
+          </w:pPr>
+          <w:hyperlink w:anchor="_Toc226152526" w:history="1">
+            <w:r>
+              <w:rPr>
+                <w:rStyle w:val="Hyperlink"/>
+                <w:noProof/>
+                <w:lang w:val="en-US"/>
+              </w:rPr>
+              <w:t>Graceful Shutdown</w:t>
+            </w:r>
+            <w:r>
+              <w:rPr>
+                <w:noProof/>
+                <w:webHidden/>
+              </w:rPr>
+              <w:tab/>
+            </w:r>
+            <w:r>
+              <w:rPr>
+                <w:noProof/>
+                <w:webHidden/>
+              </w:rPr>
+              <w:fldChar w:fldCharType="begin"/>
+            </w:r>
+            <w:r>
+              <w:rPr>
+                <w:noProof/>
+                <w:webHidden/>
+              </w:rPr>
+              <w:instrText xml:space="preserve"> PAGEREF _Toc226152526 \h </w:instrText>
+            </w:r>
+            <w:r>
+              <w:rPr>
+                <w:noProof/>
+                <w:webHidden/>
+              </w:rPr>
+            </w:r>
+            <w:r>
+              <w:rPr>
+                <w:noProof/>
+                <w:webHidden/>
+              </w:rPr>
+              <w:fldChar w:fldCharType="separate"/>
+            </w:r>
+            <w:r>
+              <w:rPr>
+                <w:noProof/>
+                <w:webHidden/>
+              </w:rPr>
+              <w:t>3</w:t>
+            </w:r>
+            <w:r>
+              <w:rPr>
+                <w:noProof/>
+                <w:webHidden/>
+              </w:rPr>
+              <w:fldChar w:fldCharType="end"/>
+            </w:r>
+          </w:hyperlink>
+        </w:p>
+        <w:p>
+          <w:pPr>
+            <w:pStyle w:val="TOC3"/>
+            <w:tabs>
+              <w:tab w:val="right" w:leader="dot" w:pos="9016"/>
+            </w:tabs>
+            <w:rPr>
+              <w:rFonts w:eastAsiaTheme="minorEastAsia"/>
+              <w:noProof/>
+              <w:sz w:val="24"/>
+              <w:szCs w:val="24"/>
+              <w:lang w:eastAsia="ja-JP"/>
+            </w:rPr>
+          </w:pPr>
+          <w:hyperlink w:anchor="_Toc226152527" w:history="1">
+            <w:r>
+              <w:rPr>
+                <w:rStyle w:val="Hyperlink"/>
+                <w:noProof/>
+                <w:lang w:val="en-US"/>
+              </w:rPr>
+              <w:t>Shared File Logging</w:t>
+            </w:r>
+            <w:r>
+              <w:rPr>
+                <w:noProof/>
+                <w:webHidden/>
+              </w:rPr>
+              <w:tab/>
+            </w:r>
+            <w:r>
+              <w:rPr>
+                <w:noProof/>
+                <w:webHidden/>
+              </w:rPr>
+              <w:fldChar w:fldCharType="begin"/>
+            </w:r>
+            <w:r>
+              <w:rPr>
+                <w:noProof/>
+                <w:webHidden/>
+              </w:rPr>
+              <w:instrText xml:space="preserve"> PAGEREF _Toc226152527 \h </w:instrText>
+            </w:r>
+            <w:r>
+              <w:rPr>
+                <w:noProof/>
+                <w:webHidden/>
+              </w:rPr>
+            </w:r>
+            <w:r>
+              <w:rPr>
+                <w:noProof/>
+                <w:webHidden/>
+              </w:rPr>
+              <w:fldChar w:fldCharType="separate"/>
+            </w:r>
+            <w:r>
+              <w:rPr>
+                <w:noProof/>
+                <w:webHidden/>
+              </w:rPr>
+              <w:t>3</w:t>
             </w:r>
             <w:r>
               <w:rPr>
@@ -1430,14 +1519,14 @@
               <w:lang w:eastAsia="ja-JP"/>
             </w:rPr>
           </w:pPr>
-          <w:hyperlink w:anchor="_Toc226135515" w:history="1">
+          <w:hyperlink w:anchor="_Toc226152528" w:history="1">
             <w:r>
               <w:rPr>
                 <w:rStyle w:val="Hyperlink"/>
                 <w:noProof/>
                 <w:lang w:val="en-US"/>
               </w:rPr>
-              <w:t>Test Cases</w:t>
+              <w:t>Reflection</w:t>
             </w:r>
             <w:r>
               <w:rPr>
@@ -1458,7 +1547,7 @@
                 <w:noProof/>
                 <w:webHidden/>
               </w:rPr>
-              <w:instrText xml:space="preserve"> PAGEREF _Toc226135515 \h </w:instrText>
+              <w:instrText xml:space="preserve"> PAGEREF _Toc226152528 \h </w:instrText>
             </w:r>
             <w:r>
               <w:rPr>
@@ -1478,7 +1567,7 @@
                 <w:noProof/>
                 <w:webHidden/>
               </w:rPr>
-              <w:t>2</w:t>
+              <w:t>4</w:t>
             </w:r>
             <w:r>
               <w:rPr>
@@ -1522,15 +1611,84 @@
           <w:lang w:val="en-US"/>
         </w:rPr>
       </w:pPr>
-      <w:bookmarkStart w:id="0" w:name="_Toc226135506"/>
+      <w:bookmarkStart w:id="0" w:name="_Toc226152518"/>
       <w:r>
         <w:rPr>
           <w:lang w:val="en-US"/>
         </w:rPr>
         <w:lastRenderedPageBreak/>
+        <w:t>Problem</w:t>
+      </w:r>
+      <w:bookmarkEnd w:id="0"/>
+    </w:p>
+    <w:p>
+      <w:pPr>
+        <w:rPr>
+          <w:lang w:val="en-US"/>
+        </w:rPr>
+      </w:pPr>
+      <w:r>
+        <w:rPr>
+          <w:lang w:val="en-US"/>
+        </w:rPr>
+        <w:t>I was tasked with designing a system, from the base code provided in the assignment handout, that handled a centralized system for Distributed Mutual Exclusion (DME). The main components were to be a Coordinator server to handle and restrict access, and several Node processes requesting access all at the same time. Each Node was to be granted access to execute in its “critical section” (</w:t>
+      </w:r>
+      <w:proofErr w:type="gramStart"/>
+      <w:r>
+        <w:rPr>
+          <w:lang w:val="en-US"/>
+        </w:rPr>
+        <w:t>really just</w:t>
+      </w:r>
+      <w:proofErr w:type="gramEnd"/>
+      <w:r>
+        <w:rPr>
+          <w:lang w:val="en-US"/>
+        </w:rPr>
+        <w:t xml:space="preserve"> a random sleep) one at a time, on a first-in-first-out system, and the next Node would not be granted access until the current Node indicated to the </w:t>
+      </w:r>
+      <w:proofErr w:type="gramStart"/>
+      <w:r>
+        <w:rPr>
+          <w:lang w:val="en-US"/>
+        </w:rPr>
+        <w:t>Coordinator</w:t>
+      </w:r>
+      <w:proofErr w:type="gramEnd"/>
+      <w:r>
+        <w:rPr>
+          <w:lang w:val="en-US"/>
+        </w:rPr>
+        <w:t xml:space="preserve"> that it had finished.</w:t>
+      </w:r>
+      <w:r>
+        <w:rPr>
+          <w:lang w:val="en-US"/>
+        </w:rPr>
+        <w:t xml:space="preserve"> </w:t>
+      </w:r>
+    </w:p>
+    <w:p>
+      <w:pPr>
+        <w:pStyle w:val="Heading2"/>
+        <w:rPr>
+          <w:lang w:val="en-US"/>
+        </w:rPr>
+      </w:pPr>
+      <w:bookmarkStart w:id="1" w:name="_Toc226152519"/>
+      <w:r>
+        <w:rPr>
+          <w:lang w:val="en-US"/>
+        </w:rPr>
+        <w:t xml:space="preserve">Solution </w:t>
+      </w:r>
+      <w:r>
+        <w:rPr>
+          <w:lang w:val="en-US"/>
+        </w:rPr>
         <w:t>Overview</w:t>
       </w:r>
-      <w:bookmarkEnd w:id="0"/>
+      <w:bookmarkEnd w:id="1"/>
     </w:p>
     <w:p>
       <w:pPr>
@@ -1747,19 +1905,160 @@
     </w:p>
     <w:p>
       <w:pPr>
+        <w:suppressAutoHyphens w:val="0"/>
+        <w:rPr>
+          <w:lang w:val="en-US"/>
+        </w:rPr>
+      </w:pPr>
+      <w:r>
+        <w:rPr>
+          <w:lang w:val="en-US"/>
+        </w:rPr>
+        <w:br w:type="page"/>
+      </w:r>
+    </w:p>
+    <w:p>
+      <w:pPr>
         <w:pStyle w:val="Heading2"/>
         <w:rPr>
           <w:lang w:val="en-US"/>
         </w:rPr>
       </w:pPr>
-      <w:bookmarkStart w:id="1" w:name="_Toc226135507"/>
+      <w:bookmarkStart w:id="2" w:name="_Toc226152520"/>
+      <w:r>
+        <w:rPr>
+          <w:lang w:val="en-US"/>
+        </w:rPr>
+        <w:lastRenderedPageBreak/>
+        <w:t>Assumptions</w:t>
+      </w:r>
+      <w:bookmarkEnd w:id="2"/>
+    </w:p>
+    <w:p>
+      <w:pPr>
+        <w:rPr>
+          <w:lang w:val="en-US"/>
+        </w:rPr>
+      </w:pPr>
+      <w:r>
+        <w:rPr>
+          <w:lang w:val="en-US"/>
+        </w:rPr>
+        <w:t xml:space="preserve">CoordinatorConnection assumes that it will never receive a malformed request, and does not have error handling to complain about it - if the first line doesn’t match one of the three request types it can handle, it’ll ignore it, and if a “REQUEST” request sends incorrect data (e.g. the second line of text can’t be parsed as an integer, or the third line doesn’t match up with one of the Priority </w:t>
+      </w:r>
+      <w:r>
+        <w:rPr>
+          <w:lang w:val="en-US"/>
+        </w:rPr>
+        <w:t>Enum</w:t>
+      </w:r>
+      <w:r>
+        <w:rPr>
+          <w:lang w:val="en-US"/>
+        </w:rPr>
+        <w:t xml:space="preserve"> values) then the entire Coordinator will crash. Because of the implemented fault tolerance (“HEARTBEAT”, </w:t>
+      </w:r>
+      <w:proofErr w:type="spellStart"/>
+      <w:r>
+        <w:rPr>
+          <w:lang w:val="en-US"/>
+        </w:rPr>
+        <w:t>etc</w:t>
+      </w:r>
+      <w:proofErr w:type="spellEnd"/>
+      <w:r>
+        <w:rPr>
+          <w:lang w:val="en-US"/>
+        </w:rPr>
+        <w:t xml:space="preserve">) the Nodes will shut down without crashing, but the </w:t>
+      </w:r>
+      <w:proofErr w:type="gramStart"/>
+      <w:r>
+        <w:rPr>
+          <w:lang w:val="en-US"/>
+        </w:rPr>
+        <w:t>Coordinator</w:t>
+      </w:r>
+      <w:proofErr w:type="gramEnd"/>
+      <w:r>
+        <w:rPr>
+          <w:lang w:val="en-US"/>
+        </w:rPr>
+        <w:t xml:space="preserve"> would have to be manually restarted.</w:t>
+      </w:r>
+    </w:p>
+    <w:p>
+      <w:pPr>
+        <w:rPr>
+          <w:lang w:val="en-US"/>
+        </w:rPr>
+      </w:pPr>
+      <w:r>
+        <w:rPr>
+          <w:lang w:val="en-US"/>
+        </w:rPr>
+        <w:t xml:space="preserve">CoordinatorMutex assumes that it will receive no other traffic than that from Nodes. There isn’t an actual token passed around, </w:t>
+      </w:r>
+      <w:proofErr w:type="gramStart"/>
+      <w:r>
+        <w:rPr>
+          <w:i/>
+          <w:iCs/>
+          <w:lang w:val="en-US"/>
+        </w:rPr>
+        <w:t>any</w:t>
+      </w:r>
+      <w:proofErr w:type="gramEnd"/>
+      <w:r>
+        <w:rPr>
+          <w:lang w:val="en-US"/>
+        </w:rPr>
+        <w:t xml:space="preserve"> connection is enough to convince the Mutex thread that the token has been returned. Similarly, </w:t>
+      </w:r>
+      <w:r>
+        <w:rPr>
+          <w:i/>
+          <w:iCs/>
+          <w:lang w:val="en-US"/>
+        </w:rPr>
+        <w:t>any</w:t>
+      </w:r>
+      <w:r>
+        <w:rPr>
+          <w:lang w:val="en-US"/>
+        </w:rPr>
+        <w:t xml:space="preserve"> connection to Node after it has sent a request is enough for it to think that it has been granted the token - it is assumed that only the </w:t>
+      </w:r>
+      <w:proofErr w:type="gramStart"/>
+      <w:r>
+        <w:rPr>
+          <w:lang w:val="en-US"/>
+        </w:rPr>
+        <w:t>Coordinator</w:t>
+      </w:r>
+      <w:proofErr w:type="gramEnd"/>
+      <w:r>
+        <w:rPr>
+          <w:lang w:val="en-US"/>
+        </w:rPr>
+        <w:t xml:space="preserve"> will attempt to connect to the Node’s port.</w:t>
+      </w:r>
+    </w:p>
+    <w:p>
+      <w:pPr>
+        <w:pStyle w:val="Heading2"/>
+        <w:rPr>
+          <w:lang w:val="en-US"/>
+        </w:rPr>
+      </w:pPr>
+      <w:bookmarkStart w:id="3" w:name="_Toc226152521"/>
       <w:r>
         <w:rPr>
           <w:lang w:val="en-US"/>
         </w:rPr>
         <w:t>Code Listing</w:t>
       </w:r>
-      <w:bookmarkEnd w:id="1"/>
+      <w:bookmarkEnd w:id="3"/>
     </w:p>
     <w:p>
       <w:pPr>
@@ -2029,12 +2328,26 @@
     </w:p>
     <w:p>
       <w:pPr>
+        <w:suppressAutoHyphens w:val="0"/>
+        <w:rPr>
+          <w:lang w:val="en-US"/>
+        </w:rPr>
+      </w:pPr>
+      <w:r>
+        <w:rPr>
+          <w:lang w:val="en-US"/>
+        </w:rPr>
+        <w:br w:type="page"/>
+      </w:r>
+    </w:p>
+    <w:p>
+      <w:pPr>
         <w:pStyle w:val="Heading2"/>
         <w:rPr>
           <w:lang w:val="en-US"/>
         </w:rPr>
       </w:pPr>
-      <w:bookmarkStart w:id="2" w:name="_Toc226135508"/>
+      <w:bookmarkStart w:id="4" w:name="_Toc226152522"/>
       <w:r>
         <w:rPr>
           <w:lang w:val="en-US"/>
@@ -2042,7 +2355,7 @@
         <w:lastRenderedPageBreak/>
         <w:t>Key Features</w:t>
       </w:r>
-      <w:bookmarkEnd w:id="2"/>
+      <w:bookmarkEnd w:id="4"/>
     </w:p>
     <w:p>
       <w:pPr>
@@ -2051,14 +2364,14 @@
           <w:lang w:val="en-US"/>
         </w:rPr>
       </w:pPr>
-      <w:bookmarkStart w:id="3" w:name="_Toc226135509"/>
+      <w:bookmarkStart w:id="5" w:name="_Toc226152523"/>
       <w:r>
         <w:rPr>
           <w:lang w:val="en-US"/>
         </w:rPr>
         <w:t>Distributed Mutual Exclusion</w:t>
       </w:r>
-      <w:bookmarkEnd w:id="3"/>
+      <w:bookmarkEnd w:id="5"/>
     </w:p>
     <w:p>
       <w:pPr>
@@ -2092,14 +2405,14 @@
           <w:lang w:val="en-US"/>
         </w:rPr>
       </w:pPr>
-      <w:bookmarkStart w:id="4" w:name="_Toc226135510"/>
+      <w:bookmarkStart w:id="6" w:name="_Toc226152524"/>
       <w:r>
         <w:rPr>
           <w:lang w:val="en-US"/>
         </w:rPr>
         <w:t>Priority Discipline</w:t>
       </w:r>
-      <w:bookmarkEnd w:id="4"/>
+      <w:bookmarkEnd w:id="6"/>
     </w:p>
     <w:p>
       <w:pPr>
@@ -2219,7 +2532,21 @@
         <w:rPr>
           <w:lang w:val="en-US"/>
         </w:rPr>
-        <w:t>to answer a request from, requests are otherwise released in a FIFO basis.</w:t>
+        <w:t xml:space="preserve">to answer a request from, requests are released </w:t>
+      </w:r>
+      <w:proofErr w:type="gramStart"/>
+      <w:r>
+        <w:rPr>
+          <w:lang w:val="en-US"/>
+        </w:rPr>
+        <w:t>in</w:t>
+      </w:r>
+      <w:proofErr w:type="gramEnd"/>
+      <w:r>
+        <w:rPr>
+          <w:lang w:val="en-US"/>
+        </w:rPr>
+        <w:t xml:space="preserve"> a FIFO basis.</w:t>
       </w:r>
     </w:p>
     <w:p>
@@ -2229,14 +2556,14 @@
           <w:lang w:val="en-US"/>
         </w:rPr>
       </w:pPr>
-      <w:bookmarkStart w:id="5" w:name="_Toc226135511"/>
+      <w:bookmarkStart w:id="7" w:name="_Toc226152525"/>
       <w:r>
         <w:rPr>
           <w:lang w:val="en-US"/>
         </w:rPr>
         <w:t>Fault Tolerance</w:t>
       </w:r>
-      <w:bookmarkEnd w:id="5"/>
+      <w:bookmarkEnd w:id="7"/>
     </w:p>
     <w:p>
       <w:pPr>
@@ -2295,32 +2622,19 @@
     </w:p>
     <w:p>
       <w:pPr>
-        <w:rPr>
-          <w:lang w:val="en-US"/>
-        </w:rPr>
-      </w:pPr>
-      <w:r>
-        <w:rPr>
-          <w:lang w:val="en-US"/>
-        </w:rPr>
-        <w:t>Similarly, if a Node attempts and fails to request or return the token, it will log the error in the console (not log.txt – we have no guarantee of that being available without having the token) and calmly shut down.</w:t>
-      </w:r>
-    </w:p>
-    <w:p>
-      <w:pPr>
         <w:pStyle w:val="Heading3"/>
         <w:rPr>
           <w:lang w:val="en-US"/>
         </w:rPr>
       </w:pPr>
-      <w:bookmarkStart w:id="6" w:name="_Toc226135512"/>
+      <w:bookmarkStart w:id="8" w:name="_Toc226152526"/>
       <w:r>
         <w:rPr>
           <w:lang w:val="en-US"/>
         </w:rPr>
         <w:t>Graceful Shutdown</w:t>
       </w:r>
-      <w:bookmarkEnd w:id="6"/>
+      <w:bookmarkEnd w:id="8"/>
     </w:p>
     <w:p>
       <w:pPr>
@@ -2363,66 +2677,49 @@
     </w:p>
     <w:p>
       <w:pPr>
+        <w:pStyle w:val="Heading3"/>
+        <w:rPr>
+          <w:lang w:val="en-US"/>
+        </w:rPr>
+      </w:pPr>
+      <w:bookmarkStart w:id="9" w:name="_Toc226152527"/>
+      <w:r>
+        <w:rPr>
+          <w:lang w:val="en-US"/>
+        </w:rPr>
+        <w:t>Shared File Logging</w:t>
+      </w:r>
+      <w:bookmarkEnd w:id="9"/>
+    </w:p>
+    <w:p>
+      <w:pPr>
+        <w:rPr>
+          <w:lang w:val="en-US"/>
+        </w:rPr>
+      </w:pPr>
+      <w:r>
+        <w:rPr>
+          <w:lang w:val="en-US"/>
+        </w:rPr>
+        <w:t>Both the Coordinator and all Nodes write to a shared “log.txt” file, recording their actions - granting/receiving token, queue length, entering/exiting critical section, storing a request from a Node</w:t>
+      </w:r>
+    </w:p>
+    <w:p>
+      <w:pPr>
         <w:pStyle w:val="Heading2"/>
         <w:rPr>
           <w:lang w:val="en-US"/>
         </w:rPr>
       </w:pPr>
-      <w:bookmarkStart w:id="7" w:name="_Toc226135514"/>
+      <w:bookmarkStart w:id="10" w:name="_Toc226152528"/>
       <w:r>
         <w:rPr>
           <w:lang w:val="en-US"/>
         </w:rPr>
         <w:lastRenderedPageBreak/>
-        <w:t>Boundaries</w:t>
-      </w:r>
-      <w:bookmarkEnd w:id="7"/>
-    </w:p>
-    <w:p>
-      <w:pPr>
-        <w:rPr>
-          <w:lang w:val="en-US"/>
-        </w:rPr>
-      </w:pPr>
-    </w:p>
-    <w:p>
-      <w:pPr>
-        <w:pStyle w:val="Heading2"/>
-        <w:rPr>
-          <w:lang w:val="en-US"/>
-        </w:rPr>
-      </w:pPr>
-      <w:bookmarkStart w:id="8" w:name="_Toc226135515"/>
-      <w:r>
-        <w:rPr>
-          <w:lang w:val="en-US"/>
-        </w:rPr>
-        <w:t>Test Cases</w:t>
-      </w:r>
-      <w:bookmarkEnd w:id="8"/>
-    </w:p>
-    <w:p>
-      <w:pPr>
-        <w:rPr>
-          <w:lang w:val="en-US"/>
-        </w:rPr>
-      </w:pPr>
-    </w:p>
-    <w:p>
-      <w:pPr>
-        <w:pStyle w:val="Heading2"/>
-        <w:rPr>
-          <w:lang w:val="en-US"/>
-        </w:rPr>
-      </w:pPr>
-      <w:bookmarkStart w:id="9" w:name="_Toc226135513"/>
-      <w:r>
-        <w:rPr>
-          <w:lang w:val="en-US"/>
-        </w:rPr>
         <w:t>Reflection</w:t>
       </w:r>
-      <w:bookmarkEnd w:id="9"/>
+      <w:bookmarkEnd w:id="10"/>
     </w:p>
     <w:p>
       <w:pPr>
@@ -2431,6 +2728,232 @@
           <w:lang w:val="en-US"/>
         </w:rPr>
       </w:pPr>
+      <w:r>
+        <w:rPr>
+          <w:lang w:val="en-US"/>
+        </w:rPr>
+        <w:t xml:space="preserve">While I think this implementation has aspects to improve on, and certainly would not be acceptable for production code, this is still a </w:t>
+      </w:r>
+      <w:proofErr w:type="gramStart"/>
+      <w:r>
+        <w:rPr>
+          <w:lang w:val="en-US"/>
+        </w:rPr>
+        <w:t>fairly solid</w:t>
+      </w:r>
+      <w:proofErr w:type="gramEnd"/>
+      <w:r>
+        <w:rPr>
+          <w:lang w:val="en-US"/>
+        </w:rPr>
+        <w:t xml:space="preserve"> design. </w:t>
+      </w:r>
+      <w:r>
+        <w:rPr>
+          <w:lang w:val="en-US"/>
+        </w:rPr>
+        <w:t xml:space="preserve">It implements every advanced feature listed in the </w:t>
+      </w:r>
+      <w:proofErr w:type="gramStart"/>
+      <w:r>
+        <w:rPr>
+          <w:lang w:val="en-US"/>
+        </w:rPr>
+        <w:t>spec, and</w:t>
+      </w:r>
+      <w:proofErr w:type="gramEnd"/>
+      <w:r>
+        <w:rPr>
+          <w:lang w:val="en-US"/>
+        </w:rPr>
+        <w:t xml:space="preserve"> has Javadoc comments on almost every class and method. It solves the problem as asked, and I came up with the starvation avoidance algorithm by myself by working backwards from what kind of distribution I wanted (powers of two seemed like a good place to start). I am genuinely proud of this code and enjoyed working on this assignment. </w:t>
+      </w:r>
+    </w:p>
+    <w:p>
+      <w:pPr>
+        <w:spacing w:after="0" w:line="240" w:lineRule="auto"/>
+        <w:rPr>
+          <w:lang w:val="en-US"/>
+        </w:rPr>
+      </w:pPr>
+    </w:p>
+    <w:p>
+      <w:pPr>
+        <w:spacing w:after="0" w:line="240" w:lineRule="auto"/>
+        <w:rPr>
+          <w:lang w:val="en-US"/>
+        </w:rPr>
+      </w:pPr>
+      <w:proofErr w:type="spellStart"/>
+      <w:r>
+        <w:rPr>
+          <w:lang w:val="en-US"/>
+        </w:rPr>
+        <w:t>Were</w:t>
+      </w:r>
+      <w:proofErr w:type="spellEnd"/>
+      <w:r>
+        <w:rPr>
+          <w:lang w:val="en-US"/>
+        </w:rPr>
+        <w:t xml:space="preserve"> I to come back to this code in the future, I would want to improve the error handling – I think pretty much </w:t>
+      </w:r>
+      <w:r>
+        <w:rPr>
+          <w:i/>
+          <w:iCs/>
+          <w:lang w:val="en-US"/>
+        </w:rPr>
+        <w:t>every</w:t>
+      </w:r>
+      <w:r>
+        <w:rPr>
+          <w:lang w:val="en-US"/>
+        </w:rPr>
+        <w:t xml:space="preserve"> method’s approach to exception handling is to close the entire process down, whether the fault should be recoverable or not. E.g. if a Node gives bad data to CoordinatorConnection, it should just discard the connection and move on to the next. That, and the fact that neither Nodes nor CoordinatorMutex </w:t>
+      </w:r>
+      <w:proofErr w:type="gramStart"/>
+      <w:r>
+        <w:rPr>
+          <w:lang w:val="en-US"/>
+        </w:rPr>
+        <w:t>actually have</w:t>
+      </w:r>
+      <w:proofErr w:type="gramEnd"/>
+      <w:r>
+        <w:rPr>
+          <w:lang w:val="en-US"/>
+        </w:rPr>
+        <w:t xml:space="preserve"> any mechanism to know that things happened properly – there’s no actual token being passed around, so no way for the Mutex to check that it got back the same thing. Not sure how I’d tackle the Node not knowing for 100% certain that it’s </w:t>
+      </w:r>
+      <w:proofErr w:type="gramStart"/>
+      <w:r>
+        <w:rPr>
+          <w:lang w:val="en-US"/>
+        </w:rPr>
+        <w:t>actually been</w:t>
+      </w:r>
+      <w:proofErr w:type="gramEnd"/>
+      <w:r>
+        <w:rPr>
+          <w:lang w:val="en-US"/>
+        </w:rPr>
+        <w:t xml:space="preserve"> granted access, but for the Mutex this is as simple as generating a random hex hash and sending that to the </w:t>
+      </w:r>
+      <w:proofErr w:type="gramStart"/>
+      <w:r>
+        <w:rPr>
+          <w:lang w:val="en-US"/>
+        </w:rPr>
+        <w:t>node, and</w:t>
+      </w:r>
+      <w:proofErr w:type="gramEnd"/>
+      <w:r>
+        <w:rPr>
+          <w:lang w:val="en-US"/>
+        </w:rPr>
+        <w:t xml:space="preserve"> expecting to get it back when the node is done.</w:t>
+      </w:r>
+    </w:p>
+    <w:p>
+      <w:pPr>
+        <w:spacing w:after="0" w:line="240" w:lineRule="auto"/>
+        <w:rPr>
+          <w:lang w:val="en-US"/>
+        </w:rPr>
+      </w:pPr>
+    </w:p>
+    <w:p>
+      <w:pPr>
+        <w:spacing w:after="0" w:line="240" w:lineRule="auto"/>
+        <w:rPr>
+          <w:lang w:val="en-US"/>
+        </w:rPr>
+      </w:pPr>
+      <w:r>
+        <w:rPr>
+          <w:lang w:val="en-US"/>
+        </w:rPr>
+        <w:t xml:space="preserve">This was </w:t>
+      </w:r>
+      <w:proofErr w:type="gramStart"/>
+      <w:r>
+        <w:rPr>
+          <w:lang w:val="en-US"/>
+        </w:rPr>
+        <w:t>definitely one</w:t>
+      </w:r>
+      <w:proofErr w:type="gramEnd"/>
+      <w:r>
+        <w:rPr>
+          <w:lang w:val="en-US"/>
+        </w:rPr>
+        <w:t xml:space="preserve"> of the better assignments I have had so far. It is quite rare that I </w:t>
+      </w:r>
+      <w:proofErr w:type="gramStart"/>
+      <w:r>
+        <w:rPr>
+          <w:lang w:val="en-US"/>
+        </w:rPr>
+        <w:t>actually need</w:t>
+      </w:r>
+      <w:proofErr w:type="gramEnd"/>
+      <w:r>
+        <w:rPr>
+          <w:lang w:val="en-US"/>
+        </w:rPr>
+        <w:t xml:space="preserve"> to figure things out in assignments – it is my opinion that much of the assignments last year spoon-fed you the answers, so it was nice to be able to sit down and </w:t>
+      </w:r>
+      <w:proofErr w:type="gramStart"/>
+      <w:r>
+        <w:rPr>
+          <w:lang w:val="en-US"/>
+        </w:rPr>
+        <w:t>actually have</w:t>
+      </w:r>
+      <w:proofErr w:type="gramEnd"/>
+      <w:r>
+        <w:rPr>
+          <w:lang w:val="en-US"/>
+        </w:rPr>
+        <w:t xml:space="preserve"> to do something mentally engaging. </w:t>
+      </w:r>
+    </w:p>
+    <w:p>
+      <w:pPr>
+        <w:spacing w:after="0" w:line="240" w:lineRule="auto"/>
+        <w:rPr>
+          <w:lang w:val="en-US"/>
+        </w:rPr>
+      </w:pPr>
+    </w:p>
+    <w:p>
+      <w:pPr>
+        <w:spacing w:after="0" w:line="240" w:lineRule="auto"/>
+        <w:rPr>
+          <w:lang w:val="en-US"/>
+        </w:rPr>
+      </w:pPr>
+      <w:r>
+        <w:rPr>
+          <w:lang w:val="en-US"/>
+        </w:rPr>
+        <w:t xml:space="preserve">I realize that I have come up a little short in this report, it’s more like 3.25 pages. That said, I think the solution speaks for itself somewhat - it’s not going to win a Turing </w:t>
+      </w:r>
+      <w:proofErr w:type="gramStart"/>
+      <w:r>
+        <w:rPr>
+          <w:lang w:val="en-US"/>
+        </w:rPr>
+        <w:t>award</w:t>
+      </w:r>
+      <w:proofErr w:type="gramEnd"/>
+      <w:r>
+        <w:rPr>
+          <w:lang w:val="en-US"/>
+        </w:rPr>
+        <w:t xml:space="preserve"> but I am genuinely happy with what I’ve managed to produce.</w:t>
+      </w:r>
     </w:p>
     <w:sectPr>
       <w:pgSz w:w="11906" w:h="16838"/>
